--- a/deliveries/2026-09-02/02_Procurement_Guides/GUIDE_20260902_01_Russia_EV_Import_EAC_OTTC.docx
+++ b/deliveries/2026-09-02/02_Procurement_Guides/GUIDE_20260902_01_Russia_EV_Import_EAC_OTTC.docx
@@ -7,7 +7,7 @@
         <w:pStyle w:val="Title"/>
       </w:pPr>
       <w:r>
-        <w:t>Importing a Chinese EV Into Russia (2026): EAC/OTTC Certification, ERA-GLONASS and Customs Checklist</w:t>
+        <w:t>Importing a Chinese EV Into Russia / the EAEU: Type Approval, ERA-GLONASS and the Documents That Must Agree</w:t>
       </w:r>
     </w:p>
     <w:p>
@@ -29,7 +29,7 @@
         <w:t>SEO Title</w:t>
       </w:r>
       <w:r>
-        <w:t>: Import Chinese EV to Russia 2026: EAC, OTTC &amp; Customs Guide</w:t>
+        <w:t>: Import a Chinese EV to Russia: EAEU Type Approval &amp; Customs Path</w:t>
       </w:r>
     </w:p>
     <w:p>
@@ -43,7 +43,7 @@
         <w:t>Meta Description</w:t>
       </w:r>
       <w:r>
-        <w:t>: Russia/EAEU certification path for Chinese EVs in 2026 — TR CU 018/2011, OTTC vs SBKTS, ERA-GLONASS, direct-import changes and duty/VAT points to verify before shipping.</w:t>
+        <w:t>: The Russia/EAEU conformity route for a Chinese EV — TR CU 018/2011 OTTC vs SBKTS, ERA-GLONASS under the regulation, EPTS, the China 2026 export-licence rule, and exactly what to confirm before paying.</w:t>
       </w:r>
     </w:p>
     <w:p>
@@ -71,7 +71,7 @@
         <w:t>H1</w:t>
       </w:r>
       <w:r>
-        <w:t>: How to Import a Chinese Electric Vehicle Into Russia in 2026: Certification and Customs Path</w:t>
+        <w:t>: How a Chinese Electric Vehicle Clears Russia / the EAEU: Conformity Route and Customs Paperwork</w:t>
       </w:r>
     </w:p>
     <w:p>
@@ -85,7 +85,7 @@
         <w:t>Primary Keyword</w:t>
       </w:r>
       <w:r>
-        <w:t>: import Chinese EV to Russia EAC OTTC customs guide</w:t>
+        <w:t>: import Chinese EV to Russia EAEU OTTC SBKTS customs</w:t>
       </w:r>
     </w:p>
     <w:p>
@@ -99,7 +99,7 @@
         <w:t>Secondary Search Terms</w:t>
       </w:r>
       <w:r>
-        <w:t>: EAEU vehicle type approval, SBKTS single vehicle certificate, ERA-GLONASS import 2026, Russia EV import duty, China EV export license Russia</w:t>
+        <w:t>: TR CU 018/2011 wheeled vehicles, EAEU vehicle type approval, SBKTS single vehicle certificate, ERA-GLONASS requirement, EPTS electronic passport, China EV export license 2026</w:t>
       </w:r>
     </w:p>
     <w:p>
@@ -127,7 +127,7 @@
         <w:t>Image Suggestions</w:t>
       </w:r>
       <w:r>
-        <w:t>: certification flow diagram (OTTC vs SBKTS); EAC mark close-up; ERA-GLONASS terminal; customs document checklist</w:t>
+        <w:t>: OTTC-versus-SBKTS route diagram; EAC conformity mark; ERA-GLONASS terminal and SOS button; document-name consistency flow</w:t>
       </w:r>
     </w:p>
     <w:p>
@@ -141,7 +141,7 @@
         <w:t>ALT Suggestions</w:t>
       </w:r>
       <w:r>
-        <w:t>: "Russia EAEU OTTC versus SBKTS vehicle certification flow"; "EAC conformity mark on vehicle plate"; "ERA-GLONASS emergency call terminal"</w:t>
+        <w:t>: "EAEU OTTC versus SBKTS vehicle certification routes"; "EAC conformity mark"; "documents that must name the same importer and VIN"</w:t>
       </w:r>
     </w:p>
     <w:p>
@@ -149,30 +149,48 @@
         <w:pStyle w:val="Heading1"/>
       </w:pPr>
       <w:r>
-        <w:t>What Changed and Why Importers Are Exposed</w:t>
+        <w:t>The Actual Problem for a B2B Importer</w:t>
       </w:r>
     </w:p>
     <w:p>
       <w:r>
-        <w:t xml:space="preserve">Russian regulation of imported electric vehicles tightened through 2026, and older "grey" parallel-import routes that relied on neighbouring EAEU countries became unreliable. For a B2B importer the practical problem is no longer just paying duty — it is assembling a </w:t>
+        <w:t xml:space="preserve">A Chinese EV reaches a Russian buyer only after three things line up: a </w:t>
       </w:r>
       <w:r>
         <w:rPr>
           <w:b/>
         </w:rPr>
-        <w:t>conformity path (type approval or single-vehicle certificate), an ERA-GLONASS device, and customs documents that all name the same importer and vehicle</w:t>
+        <w:t>valid EAEU conformity document</w:t>
       </w:r>
       <w:r>
-        <w:t xml:space="preserve">. This guide is specific to </w:t>
+        <w:t xml:space="preserve">, an </w:t>
       </w:r>
       <w:r>
         <w:rPr>
           <w:b/>
         </w:rPr>
-        <w:t>Russia / the Eurasian Economic Union (EAEU)</w:t>
+        <w:t>emergency-call provision accepted for registration</w:t>
       </w:r>
       <w:r>
-        <w:t xml:space="preserve"> and is not a generic "CIS" statement. Rules here are time-sensitive: the certification backbone is well-sourced, while several 2026 duty/process figures come from Russian-language industry media and are flagged for confirmation against Russia's Federal Customs Service (FTS) before money changes hands.</w:t>
+        <w:t xml:space="preserve">, and a </w:t>
+      </w:r>
+      <w:r>
+        <w:rPr>
+          <w:b/>
+        </w:rPr>
+        <w:t>customs/document package in which the importer of record, the conformity holder and the invoice are the same legal entity</w:t>
+      </w:r>
+      <w:r>
+        <w:t xml:space="preserve">. When shipments fail, it is usually because those three name different parties or because a per-unit certificate was expected to behave like a batch type approval. This guide is specific to </w:t>
+      </w:r>
+      <w:r>
+        <w:rPr>
+          <w:b/>
+        </w:rPr>
+        <w:t>Russia within the Eurasian Economic Union (EAEU)</w:t>
+      </w:r>
+      <w:r>
+        <w:t>; it is not a generic "CIS" statement, and it deliberately separates regulation that is settled from cost/process points that change and must be confirmed live.</w:t>
       </w:r>
     </w:p>
     <w:p>
@@ -180,21 +198,30 @@
         <w:pStyle w:val="Heading1"/>
       </w:pPr>
       <w:r>
-        <w:t>Step 1 — Choose the Correct Conformity Route</w:t>
+        <w:t>The Settled Backbone: TR CU 018/2011</w:t>
       </w:r>
     </w:p>
     <w:p>
       <w:r>
-        <w:t xml:space="preserve">Electric, plug-in hybrid and hybrid vehicles all fall within the </w:t>
+        <w:t xml:space="preserve">Electric, plug-in hybrid and hybrid road vehicles fall within the </w:t>
       </w:r>
       <w:r>
         <w:rPr>
           <w:b/>
         </w:rPr>
-        <w:t>mandatory scope of EAEU technical regulation TR CU 018/2011 ("On the safety of wheeled vehicles")</w:t>
+        <w:t>mandatory scope of EAEU technical regulation TR CU 018/2011 "On the safety of wheeled vehicles"</w:t>
       </w:r>
       <w:r>
-        <w:t xml:space="preserve"> — this is confirmed by an official China Council for the Promotion of International Trade (CCPIT) explainer. TR CU 018/2011 does exempt certain categories (e.g., racing vehicles, military vehicles and certain agricultural machinery), but ordinary road EVs do not qualify for those exemptions. Two practical routes follow:</w:t>
+        <w:t xml:space="preserve">. The regulation was </w:t>
+      </w:r>
+      <w:r>
+        <w:rPr>
+          <w:b/>
+        </w:rPr>
+        <w:t>adopted by Decision of the Customs Union Commission No. 877 of 9 December 2011 and entered into force on 1 January 2015</w:t>
+      </w:r>
+      <w:r>
+        <w:t xml:space="preserve"> (the official legal register of the EAEU carries the consolidated text; VERIFIED). It applies to L/M/N/O-category vehicles; ordinary road EVs do not qualify for the narrow exemptions (racing, military, certain agricultural machinery). Two conformity routes follow from it:</w:t>
       </w:r>
     </w:p>
     <w:tbl>
@@ -268,7 +295,7 @@
                 <w:b/>
                 <w:sz w:val="20"/>
               </w:rPr>
-              <w:t>Typical case</w:t>
+              <w:t>When it fits</w:t>
             </w:r>
           </w:p>
         </w:tc>
@@ -295,7 +322,7 @@
               <w:rPr>
                 <w:sz w:val="20"/>
               </w:rPr>
-              <w:t xml:space="preserve"> (Vehicle Type Approval, Одобрение типа транспортного средства)</w:t>
+              <w:t xml:space="preserve"> — Vehicle Type Approval (Одобрение типа ТС)</w:t>
             </w:r>
           </w:p>
         </w:tc>
@@ -313,7 +340,7 @@
               <w:rPr>
                 <w:sz w:val="20"/>
               </w:rPr>
-              <w:t>Whole-type approval for a series of vehicles, held by a manufacturer/importer of record</w:t>
+              <w:t>Whole-type approval for a series, held by a manufacturer or an importer of record established in the EAEU</w:t>
             </w:r>
           </w:p>
         </w:tc>
@@ -331,7 +358,7 @@
               <w:rPr>
                 <w:sz w:val="20"/>
               </w:rPr>
-              <w:t>Commercial B2B batches, repeated shipments of the same model</w:t>
+              <w:t>Repeated B2B shipments of the same model; the scalable path</w:t>
             </w:r>
           </w:p>
         </w:tc>
@@ -358,7 +385,7 @@
               <w:rPr>
                 <w:sz w:val="20"/>
               </w:rPr>
-              <w:t xml:space="preserve"> (Single-Vehicle Certificate, Свидетельство о безопасности конструкции)</w:t>
+              <w:t xml:space="preserve"> — Single-Vehicle Safety Certificate (Свидетельство безопасности конструкции ТС)</w:t>
             </w:r>
           </w:p>
         </w:tc>
@@ -376,7 +403,7 @@
               <w:rPr>
                 <w:sz w:val="20"/>
               </w:rPr>
-              <w:t>Per-vehicle safety/conformity document</w:t>
+              <w:t>Per-vehicle design-safety assessment, with an EPTS issued on that basis</w:t>
             </w:r>
           </w:p>
         </w:tc>
@@ -394,20 +421,7 @@
               <w:rPr>
                 <w:sz w:val="20"/>
               </w:rPr>
-              <w:t xml:space="preserve">Single units and </w:t>
-            </w:r>
-            <w:r>
-              <w:rPr>
-                <w:b/>
-                <w:sz w:val="20"/>
-              </w:rPr>
-              <w:t>used vehicles</w:t>
-            </w:r>
-            <w:r>
-              <w:rPr>
-                <w:sz w:val="20"/>
-              </w:rPr>
-              <w:t xml:space="preserve"> (per an export-industry source — confirm current scope with an accredited EAEU body)</w:t>
+              <w:t>Single units and used vehicles, where no OTTC covers the model</w:t>
             </w:r>
           </w:p>
         </w:tc>
@@ -415,16 +429,25 @@
     </w:tbl>
     <w:p>
       <w:r>
-        <w:t xml:space="preserve">For a volume importer the scalable path is an OTTC held by a properly established EAEU entity; relying on per-unit SBKTS for a fleet is slow and expensive. Engage an </w:t>
+        <w:t xml:space="preserve">An EV then receives an </w:t>
       </w:r>
       <w:r>
         <w:rPr>
           <w:b/>
         </w:rPr>
-        <w:t>accredited EAEU certification body/laboratory</w:t>
+        <w:t>EPTS (electronic vehicle passport)</w:t>
       </w:r>
       <w:r>
-        <w:t xml:space="preserve"> early, because testing and documentation lead time often exceeds shipping time.</w:t>
+        <w:t xml:space="preserve"> and can only be registered with the traffic authority on a valid EPTS. For a fleet programme, budget for an OTTC held by a properly established EAEU entity; per-unit SBKTS is slow and does not scale. Engage an </w:t>
+      </w:r>
+      <w:r>
+        <w:rPr>
+          <w:b/>
+        </w:rPr>
+        <w:t>EAEU-accredited certification body/laboratory</w:t>
+      </w:r>
+      <w:r>
+        <w:t xml:space="preserve"> early — testing and documentation lead time usually exceeds ocean transit.</w:t>
       </w:r>
     </w:p>
     <w:p>
@@ -432,30 +455,39 @@
         <w:pStyle w:val="Heading1"/>
       </w:pPr>
       <w:r>
-        <w:t>Step 2 — ERA-GLONASS Is a Road-Registration Precondition</w:t>
+        <w:t>ERA-GLONASS: a Regulation Requirement With Changing Implementation Details</w:t>
       </w:r>
     </w:p>
     <w:p>
       <w:r>
-        <w:t xml:space="preserve">According to Russian-language specialist outlet Moscow Tesla Club, the </w:t>
+        <w:t>The emergency-call system (</w:t>
       </w:r>
       <w:r>
         <w:rPr>
           <w:b/>
         </w:rPr>
-        <w:t>ERA-GLONASS emergency-call terminal became mandatory again for personally imported vehicles from 1 April 2026</w:t>
+        <w:t>ERA-GLONASS / УВЭОС</w:t>
       </w:r>
       <w:r>
-        <w:t xml:space="preserve">, after a period of suspension. Industry coverage (EX1000) likewise treats GLONASS as a prerequisite for newly imported cars to be placed on the road. Because the exact scope (personal vs legal-entity), approved device list, fitting centre and fees were not captured from an official Russian source, </w:t>
+        <w:t xml:space="preserve">) is part of the TR CU 018/2011 framework for M/N-category vehicles placed on the EAEU market — that requirement is regulatory and durable. What has </w:t>
       </w:r>
       <w:r>
         <w:rPr>
           <w:b/>
         </w:rPr>
-        <w:t>confirm the current ERA-GLONASS requirement, certified installer and cost with an accredited body before ordering</w:t>
+        <w:t>changed repeatedly is the treatment of single / personally imported vehicles</w:t>
       </w:r>
       <w:r>
-        <w:t xml:space="preserve"> — do not assume a China-spec car can be registered without it, and do not assume a Chinese e-call system is accepted.</w:t>
+        <w:t xml:space="preserve">: temporary exemptions for individual imports have been introduced, tightened and re-imposed at different dates. Because those exemption windows are set by separate implementing decisions and were not captured from an official Russian source for this article, do </w:t>
+      </w:r>
+      <w:r>
+        <w:rPr>
+          <w:b/>
+        </w:rPr>
+        <w:t>not</w:t>
+      </w:r>
+      <w:r>
+        <w:t xml:space="preserve"> rely on a media-stated reinstatement date. Before ordering, obtain from the accredited body a written answer to three concrete questions: (1) whether your specific unit/route requires a fitted, activated terminal; (2) which devices and fitting centres are approved; and (3) how the requirement differs between a legal-entity batch import and a personal single import. A Chinese-market e-call system is not an ERA-GLONASS terminal and is not accepted as one.</w:t>
       </w:r>
     </w:p>
     <w:p>
@@ -463,12 +495,21 @@
         <w:pStyle w:val="Heading1"/>
       </w:pPr>
       <w:r>
-        <w:t>Step 3 — Duties, VAT and the "Direct Import" Question (Verify Each Figure)</w:t>
+        <w:t>Duties, VAT, Utilisation Fee and Routing: Verify — Do Not Quote Media Numbers</w:t>
       </w:r>
     </w:p>
     <w:p>
       <w:r>
-        <w:t>Several 2026 cost/process points currently rest on Russian media and industry sites rather than a captured FTS primary source, so treat them as items to confirm, not settled law:</w:t>
+        <w:t xml:space="preserve">Several cost and routing points circulate in Russian-language industry media with </w:t>
+      </w:r>
+      <w:r>
+        <w:rPr>
+          <w:b/>
+        </w:rPr>
+        <w:t>mutually inconsistent figures</w:t>
+      </w:r>
+      <w:r>
+        <w:t>, which is itself the warning:</w:t>
       </w:r>
     </w:p>
     <w:p>
@@ -479,19 +520,19 @@
         <w:rPr>
           <w:b/>
         </w:rPr>
-        <w:t>Personal import unified tariff</w:t>
+        <w:t>Import duty for EVs</w:t>
       </w:r>
       <w:r>
-        <w:t xml:space="preserve">: BATTKA.ru describes an electric-vehicle unified duty starting at </w:t>
+        <w:t xml:space="preserve">: outlets disagree sharply, with some citing a zero rate for HS 8703.80 and others a high percentage from a given 2026 date. No Russian Federal Customs Service (FTS) or Eurasian Economic Commission primary decision was captured here, so </w:t>
       </w:r>
       <w:r>
         <w:rPr>
           <w:b/>
         </w:rPr>
-        <w:t>48% of vehicle value</w:t>
+        <w:t>no duty percentage is stated as fact</w:t>
       </w:r>
       <w:r>
-        <w:t xml:space="preserve"> with a minimum per-unit amount. Confirm the live rate and minimum against the FTS customs calculator.</w:t>
+        <w:t>. Classify the exact HS code and read the current EAEU Common Customs Tariff plus any temporary decision before building a landed-cost sheet.</w:t>
       </w:r>
     </w:p>
     <w:p>
@@ -502,19 +543,10 @@
         <w:rPr>
           <w:b/>
         </w:rPr>
-        <w:t>Legal-entity import</w:t>
+        <w:t>Import VAT and recycling/utilisation fee (утильсбор)</w:t>
       </w:r>
       <w:r>
-        <w:t xml:space="preserve">: VestaXray.ru states a </w:t>
-      </w:r>
-      <w:r>
-        <w:rPr>
-          <w:b/>
-        </w:rPr>
-        <w:t>20% VAT</w:t>
-      </w:r>
-      <w:r>
-        <w:t xml:space="preserve"> on the customs value. Confirm VAT, duty, excise and the recycling/utilisation fee (утильсбор) — which industry sources say rises year on year — as a combined landed-cost calculation, not a single percentage.</w:t>
+        <w:t>: VAT is governed by the Russian Tax Code and the utilisation fee by a separate schedule that is revised periodically; confirm the current rates and the importer category with FTS / an accredited customs broker rather than copying a press figure.</w:t>
       </w:r>
     </w:p>
     <w:p>
@@ -525,19 +557,46 @@
         <w:rPr>
           <w:b/>
         </w:rPr>
-        <w:t>Direct-import rule (time-sensitive)</w:t>
+        <w:t>"Direct import only / no transit via Belarus, Kazakhstan, Kyrgyzstan"</w:t>
       </w:r>
       <w:r>
-        <w:t xml:space="preserve">: an industry guide (Electric Auto China, published ~March 2026, effective April 2026) claims Russian customs now require </w:t>
+        <w:t xml:space="preserve">: this claim appears in a single 2026 industry guide with no captured customs-instruction primary source. Treat triangular EAEU routing as a </w:t>
       </w:r>
       <w:r>
         <w:rPr>
           <w:b/>
         </w:rPr>
-        <w:t>direct import and prohibit transit-routing via Kyrgyzstan, Belarus or Kazakhstan</w:t>
+        <w:t>point to confirm in writing with customs counsel</w:t>
       </w:r>
       <w:r>
-        <w:t>. This is a single industry source; obtain the actual FCS/FTS instruction before structuring any triangular shipment.</w:t>
+        <w:t>, never as a settled prohibition or a settled permission.</w:t>
+      </w:r>
+    </w:p>
+    <w:p>
+      <w:r>
+        <w:t xml:space="preserve">Build landed cost as an </w:t>
+      </w:r>
+      <w:r>
+        <w:rPr>
+          <w:b/>
+        </w:rPr>
+        <w:t>FTS-confirmed stack</w:t>
+      </w:r>
+      <w:r>
+        <w:t xml:space="preserve"> — duty + VAT + utilisation fee + certification + ERA-GLONASS fitment + logistics + insurance — not as a single borrowed percentage.</w:t>
+      </w:r>
+    </w:p>
+    <w:p>
+      <w:pPr>
+        <w:pStyle w:val="Heading1"/>
+      </w:pPr>
+      <w:r>
+        <w:t>The China Side: the 2026 Export-Licence Rule Is Now Official</w:t>
+      </w:r>
+    </w:p>
+    <w:p>
+      <w:r>
+        <w:t>Unlike the cost points above, the Chinese export-control side is now anchored in primary documents (VERIFIED):</w:t>
       </w:r>
     </w:p>
     <w:p>
@@ -548,128 +607,10 @@
         <w:rPr>
           <w:b/>
         </w:rPr>
-        <w:t>Emissions</w:t>
+        <w:t>MOFCOM General Office Notice on the 2026 automobile/motorcycle export-licence application (商办贸函〔2025〕408号, 28 Sep 2025)</w:t>
       </w:r>
       <w:r>
-        <w:t>: industry coverage notes a transition toward Euro 6-class requirements — largely moot for a pure EV's tailpipe, but relevant for any PHEV/HEV in the order.</w:t>
-      </w:r>
-    </w:p>
-    <w:p>
-      <w:r>
-        <w:t xml:space="preserve">Build the landed-cost model from an </w:t>
-      </w:r>
-      <w:r>
-        <w:rPr>
-          <w:b/>
-        </w:rPr>
-        <w:t>FTS-confirmed</w:t>
-      </w:r>
-      <w:r>
-        <w:t xml:space="preserve"> duty + VAT + utilisation fee + certification + GLONASS + logistics + insurance stack. Do not quote a customer a final price from media percentages.</w:t>
-      </w:r>
-    </w:p>
-    <w:p>
-      <w:pPr>
-        <w:pStyle w:val="Heading1"/>
-      </w:pPr>
-      <w:r>
-        <w:t>Step 4 — The China Export Side</w:t>
-      </w:r>
-    </w:p>
-    <w:p>
-      <w:r>
-        <w:t xml:space="preserve">Chinese export controls for cars were also tightening in 2026. An industry source describes an </w:t>
-      </w:r>
-      <w:r>
-        <w:rPr>
-          <w:b/>
-        </w:rPr>
-        <w:t>export-licence framework under which only qualified manufacturers/authorised dealers can apply</w:t>
-      </w:r>
-      <w:r>
-        <w:t xml:space="preserve">, with requirements around overseas after-sales networks, destination-country (EAEU) certification and battery traceability. This was </w:t>
-      </w:r>
-      <w:r>
-        <w:rPr>
-          <w:b/>
-        </w:rPr>
-        <w:t>not confirmed against a Ministry of Commerce (MOFCOM)/MIIT primary document in Stage 1</w:t>
-      </w:r>
-      <w:r>
-        <w:t>, so it must not be presented to a customer as settled regulation. Operationally, however, it is prudent to require from the Chinese supplier: valid export qualifications, authorisation to export the specific brand/model, battery/UN38.3 documentation, and a named EAEU importer of record aligned with the OTTC. (See our supplier-vetting guide.)</w:t>
-      </w:r>
-    </w:p>
-    <w:p>
-      <w:pPr>
-        <w:pStyle w:val="Heading1"/>
-      </w:pPr>
-      <w:r>
-        <w:t>How to Operate — A Practical Sequence</w:t>
-      </w:r>
-    </w:p>
-    <w:p>
-      <w:pPr>
-        <w:pStyle w:val="ListNumber"/>
-      </w:pPr>
-      <w:r>
-        <w:t>Confirm the exact model/variant and whether you will hold an OTTC (batch) or use SBKTS (single/used), and contract an accredited EAEU certification body.</w:t>
-      </w:r>
-    </w:p>
-    <w:p>
-      <w:pPr>
-        <w:pStyle w:val="ListNumber"/>
-      </w:pPr>
-      <w:r>
-        <w:t>Establish the Russian/EAEU legal importer of record and reconcile it across OTTC, customs contract and invoice.</w:t>
-      </w:r>
-    </w:p>
-    <w:p>
-      <w:pPr>
-        <w:pStyle w:val="ListNumber"/>
-      </w:pPr>
-      <w:r>
-        <w:t>Verify current ERA-GLONASS fitment/registration requirements and book an approved installer.</w:t>
-      </w:r>
-    </w:p>
-    <w:p>
-      <w:pPr>
-        <w:pStyle w:val="ListNumber"/>
-      </w:pPr>
-      <w:r>
-        <w:t xml:space="preserve">Obtain </w:t>
-      </w:r>
-      <w:r>
-        <w:rPr>
-          <w:b/>
-        </w:rPr>
-        <w:t>FTS-confirmed</w:t>
-      </w:r>
-      <w:r>
-        <w:t xml:space="preserve"> duty/VAT/utilisation-fee figures and build the full landed-cost sheet before signing the purchase contract.</w:t>
-      </w:r>
-    </w:p>
-    <w:p>
-      <w:pPr>
-        <w:pStyle w:val="ListNumber"/>
-      </w:pPr>
-      <w:r>
-        <w:t>Verify the China-side exporter's qualifications, battery documents and whether direct (non-transit) shipping is required under the latest customs instruction.</w:t>
-      </w:r>
-    </w:p>
-    <w:p>
-      <w:pPr>
-        <w:pStyle w:val="ListNumber"/>
-      </w:pPr>
-      <w:r>
-        <w:t>Align Incoterms, payment schedule and marine insurance with the certification lead time (see payment-methods and cargo-insurance guides).</w:t>
-      </w:r>
-    </w:p>
-    <w:p>
-      <w:pPr>
-        <w:pStyle w:val="Heading1"/>
-      </w:pPr>
-      <w:r>
-        <w:t>Risks to Name in Your Own Deal Paper</w:t>
+        <w:t xml:space="preserve"> sets the online application system (ecomp.licence.org.cn), local-commerce preliminary review and the published qualified-enterprise list.</w:t>
       </w:r>
     </w:p>
     <w:p>
@@ -680,10 +621,19 @@
         <w:rPr>
           <w:b/>
         </w:rPr>
-        <w:t>Transit-route risk</w:t>
+        <w:t>Joint Announcement No. 54 (2025) of MOFCOM, MIIT, GAC and SAMR</w:t>
       </w:r>
       <w:r>
-        <w:t>: a shipment routed through a third EAEU country may be rejected if the April-2026 direct-import reading is enforced — confirm officially first.</w:t>
+        <w:t xml:space="preserve"> puts </w:t>
+      </w:r>
+      <w:r>
+        <w:rPr>
+          <w:b/>
+        </w:rPr>
+        <w:t>pure-electric passenger vehicles (reference HS 8703801090) under an export-licence regime from 1 January 2026</w:t>
+      </w:r>
+      <w:r>
+        <w:t>.</w:t>
       </w:r>
     </w:p>
     <w:p>
@@ -691,13 +641,134 @@
         <w:pStyle w:val="ListBullet"/>
       </w:pPr>
       <w:r>
+        <w:t xml:space="preserve">The </w:t>
+      </w:r>
+      <w:r>
         <w:rPr>
           <w:b/>
         </w:rPr>
-        <w:t>Cost-escalation risk</w:t>
+        <w:t>2026 list of enterprises qualified to apply for vehicle export licences</w:t>
       </w:r>
       <w:r>
-        <w:t>: utilisation fees and minimum-duty floors can move; media percentages understate true landed cost.</w:t>
+        <w:t xml:space="preserve"> was published on 30 Dec 2025.</w:t>
+      </w:r>
+    </w:p>
+    <w:p>
+      <w:r>
+        <w:t>Operationally this means your Chinese counterparty must be able to show, for the exact model: valid export qualification / a place on the current list, brand authorisation, and battery transport documentation (e.g., UN38.3). See the supplier-vetting guide for the authorisation-chain method.</w:t>
+      </w:r>
+    </w:p>
+    <w:p>
+      <w:pPr>
+        <w:pStyle w:val="Heading1"/>
+      </w:pPr>
+      <w:r>
+        <w:t>What AutoBridge Adds Beyond a Compliance Summary</w:t>
+      </w:r>
+    </w:p>
+    <w:p>
+      <w:r>
+        <w:t xml:space="preserve">Generic guides quote the same acronyms without resolving the deal. AutoBridge's desk produces a </w:t>
+      </w:r>
+      <w:r>
+        <w:rPr>
+          <w:b/>
+        </w:rPr>
+        <w:t>single-page "conformity holder = customs importer = invoice party" reconciliation</w:t>
+      </w:r>
+      <w:r>
+        <w:t xml:space="preserve">, maps each VIN to </w:t>
+      </w:r>
+      <w:r>
+        <w:rPr>
+          <w:b/>
+        </w:rPr>
+        <w:t>OTTC-or-SBKTS before the PI is signed</w:t>
+      </w:r>
+      <w:r>
+        <w:t xml:space="preserve">, and cross-checks the Chinese exporter against the </w:t>
+      </w:r>
+      <w:r>
+        <w:rPr>
+          <w:b/>
+        </w:rPr>
+        <w:t>current-year MOFCOM licence list and the 2026 pure-EV passenger licensing rule</w:t>
+      </w:r>
+      <w:r>
+        <w:t xml:space="preserve"> — catching the two failures (mismatched importer of record; unlicensed EV exporter) that no amount of shipping insurance fixes.</w:t>
+      </w:r>
+    </w:p>
+    <w:p>
+      <w:pPr>
+        <w:pStyle w:val="Heading1"/>
+      </w:pPr>
+      <w:r>
+        <w:t>Operating Sequence</w:t>
+      </w:r>
+    </w:p>
+    <w:p>
+      <w:pPr>
+        <w:pStyle w:val="ListNumber"/>
+      </w:pPr>
+      <w:r>
+        <w:t>Fix model/variant and decide OTTC (batch) vs SBKTS (single/used); contract an EAEU-accredited body and obtain a written scope/timeline.</w:t>
+      </w:r>
+    </w:p>
+    <w:p>
+      <w:pPr>
+        <w:pStyle w:val="ListNumber"/>
+      </w:pPr>
+      <w:r>
+        <w:t>Establish the EAEU importer of record and use that identical entity across the OTTC/SBKTS, the contract, invoice and customs filing.</w:t>
+      </w:r>
+    </w:p>
+    <w:p>
+      <w:pPr>
+        <w:pStyle w:val="ListNumber"/>
+      </w:pPr>
+      <w:r>
+        <w:t>Obtain written confirmation of the ERA-GLONASS requirement, approved device/fitter and cost for your import category.</w:t>
+      </w:r>
+    </w:p>
+    <w:p>
+      <w:pPr>
+        <w:pStyle w:val="ListNumber"/>
+      </w:pPr>
+      <w:r>
+        <w:t xml:space="preserve">Classify HS 8703.80 and obtain the </w:t>
+      </w:r>
+      <w:r>
+        <w:rPr>
+          <w:b/>
+        </w:rPr>
+        <w:t>current</w:t>
+      </w:r>
+      <w:r>
+        <w:t xml:space="preserve"> duty/VAT/utilisation-fee figures from FTS/EEC sources before signing.</w:t>
+      </w:r>
+    </w:p>
+    <w:p>
+      <w:pPr>
+        <w:pStyle w:val="ListNumber"/>
+      </w:pPr>
+      <w:r>
+        <w:t>Verify the Chinese exporter's 2026 export-licence status, brand authorisation and battery documents.</w:t>
+      </w:r>
+    </w:p>
+    <w:p>
+      <w:pPr>
+        <w:pStyle w:val="ListNumber"/>
+      </w:pPr>
+      <w:r>
+        <w:t>Confirm in writing whether any third-EAEU-country transit is permissible for your shipment; align Incoterms, payment schedule and marine insurance with the certification lead time.</w:t>
+      </w:r>
+    </w:p>
+    <w:p>
+      <w:pPr>
+        <w:pStyle w:val="Heading1"/>
+      </w:pPr>
+      <w:r>
+        <w:t>Points to Hold Back From a Customer Quote Until Confirmed</w:t>
       </w:r>
     </w:p>
     <w:p>
@@ -705,13 +776,7 @@
         <w:pStyle w:val="ListBullet"/>
       </w:pPr>
       <w:r>
-        <w:rPr>
-          <w:b/>
-        </w:rPr>
-        <w:t>Registration risk</w:t>
-      </w:r>
-      <w:r>
-        <w:t>: missing/non-approved ERA-GLONASS blocks road registration even after customs release.</w:t>
+        <w:t>Any specific EV import-duty percentage (sources conflict; no FTS primary captured).</w:t>
       </w:r>
     </w:p>
     <w:p>
@@ -719,13 +784,7 @@
         <w:pStyle w:val="ListBullet"/>
       </w:pPr>
       <w:r>
-        <w:rPr>
-          <w:b/>
-        </w:rPr>
-        <w:t>Authorisation risk</w:t>
-      </w:r>
-      <w:r>
-        <w:t>: buying from an unauthorised Chinese exporter can invalidate both the export side and the EAEU type-approval chain.</w:t>
+        <w:t>Any specific date on which a personal-import ERA-GLONASS exemption began or ended.</w:t>
       </w:r>
     </w:p>
     <w:p>
@@ -733,21 +792,7 @@
         <w:pStyle w:val="ListBullet"/>
       </w:pPr>
       <w:r>
-        <w:rPr>
-          <w:b/>
-        </w:rPr>
-        <w:t>Evidence risk</w:t>
-      </w:r>
-      <w:r>
-        <w:t>: several figures here are single-source; treat anything not confirmed by FTS/EAEU/accredited-body documents as provisional.</w:t>
-      </w:r>
-    </w:p>
-    <w:p>
-      <w:pPr>
-        <w:pStyle w:val="Heading1"/>
-      </w:pPr>
-      <w:r>
-        <w:t>Before You Pay — Confirmation List</w:t>
+        <w:t>Any blanket statement that EAEU transit routing is prohibited (or permitted).</w:t>
       </w:r>
     </w:p>
     <w:p>
@@ -755,47 +800,7 @@
         <w:pStyle w:val="ListBullet"/>
       </w:pPr>
       <w:r>
-        <w:t>OTTC or SBKTS route confirmed in writing by an accredited body, with scope and timeline.</w:t>
-      </w:r>
-    </w:p>
-    <w:p>
-      <w:pPr>
-        <w:pStyle w:val="ListBullet"/>
-      </w:pPr>
-      <w:r>
-        <w:t>ERA-GLONASS device/installation/registration path and cost documented.</w:t>
-      </w:r>
-    </w:p>
-    <w:p>
-      <w:pPr>
-        <w:pStyle w:val="ListBullet"/>
-      </w:pPr>
-      <w:r>
-        <w:t>FTS-confirmed duty, VAT, excise (if any) and current utilisation-fee schedule.</w:t>
-      </w:r>
-    </w:p>
-    <w:p>
-      <w:pPr>
-        <w:pStyle w:val="ListBullet"/>
-      </w:pPr>
-      <w:r>
-        <w:t>Written confirmation of whether third-country EAEU transit is permitted for your shipment.</w:t>
-      </w:r>
-    </w:p>
-    <w:p>
-      <w:pPr>
-        <w:pStyle w:val="ListBullet"/>
-      </w:pPr>
-      <w:r>
-        <w:t>Chinese supplier's export qualification, brand authorisation and battery documents verified.</w:t>
-      </w:r>
-    </w:p>
-    <w:p>
-      <w:pPr>
-        <w:pStyle w:val="ListBullet"/>
-      </w:pPr>
-      <w:r>
-        <w:t>Importer-of-record name identical across certification, commercial documents and customs filing.</w:t>
+        <w:t>A final landed cost built from press percentages rather than the current tariff and fee schedule.</w:t>
       </w:r>
     </w:p>
     <w:p>
@@ -811,46 +816,46 @@
         <w:rPr>
           <w:b/>
         </w:rPr>
-        <w:t>Does an EV need EAEU type approval?</w:t>
+        <w:t>Does a Chinese EV need EAEU type approval?</w:t>
       </w:r>
       <w:r>
-        <w:t xml:space="preserve"> Yes — EVs, PHEVs and HEVs are within the mandatory scope of TR CU 018/2011; ordinary road cars do not benefit from the listed exemptions. </w:t>
+        <w:t xml:space="preserve"> Yes — ordinary road EVs are within the mandatory scope of TR CU 018/2011 (Customs Union Commission Decision No. 877, 2011); choose OTTC for batches or SBKTS for single/used units. </w:t>
       </w:r>
       <w:r>
         <w:rPr>
           <w:b/>
         </w:rPr>
-        <w:t>OTTC or SBKTS?</w:t>
+        <w:t>Is ERA-GLONASS mandatory?</w:t>
       </w:r>
       <w:r>
-        <w:t xml:space="preserve"> OTTC for repeated/batch imports of a model; SBKTS is the per-vehicle route typically used for single/used units — confirm current scope with an accredited body. </w:t>
+        <w:t xml:space="preserve"> The emergency-call requirement for M/N vehicles sits in TR CU 018/2011; the exact treatment of single/personal imports changes by implementing decision, so confirm the current requirement and approved fitment with an accredited body for your route. </w:t>
       </w:r>
       <w:r>
         <w:rPr>
           <w:b/>
         </w:rPr>
-        <w:t>Is ERA-GLONASS really required again?</w:t>
+        <w:t>What is the EV import duty?</w:t>
       </w:r>
       <w:r>
-        <w:t xml:space="preserve"> Per Moscow Tesla Club it became mandatory again from 1 April 2026; confirm scope and approved fitment officially, as no primary Russian source was captured here. </w:t>
+        <w:t xml:space="preserve"> This article does not state a percentage: Russian-language sources conflict (zero vs a high 2026 rate) and no FTS/EEC primary decision was captured. Classify HS 8703.80 and confirm the live rate before pricing. </w:t>
       </w:r>
       <w:r>
         <w:rPr>
           <w:b/>
         </w:rPr>
-        <w:t>What is the import duty on an EV?</w:t>
+        <w:t>What changed on the China side in 2026?</w:t>
       </w:r>
       <w:r>
-        <w:t xml:space="preserve"> Figures such as a 48%-starting personal unified tariff and 20% legal-entity VAT come from Russian media and must be confirmed against the FTS; do not rely on them for pricing. </w:t>
+        <w:t xml:space="preserve"> From 1 January 2026 pure-electric passenger vehicles are under an export-licence regime (joint Announcement No. 54), and exporters must qualify under the 2026 MOFCOM application/list process. </w:t>
       </w:r>
       <w:r>
         <w:rPr>
           <w:b/>
         </w:rPr>
-        <w:t>Can I still route via Belarus/Kazakhstan/Kyrgyzstan?</w:t>
+        <w:t>Why must the importer name match everywhere?</w:t>
       </w:r>
       <w:r>
-        <w:t xml:space="preserve"> A 2026 industry source says direct import is required and such transit is prohibited, but this needs the official customs instruction before you rely on it.</w:t>
+        <w:t xml:space="preserve"> The OTTC/SBKTS holder, the customs importer of record and the invoice consignee must be the same EAEU entity; mismatches block clearance and registration even when duty is paid.</w:t>
       </w:r>
     </w:p>
     <w:p>
@@ -868,17 +873,18 @@
         <w:tblLook w:firstColumn="1" w:firstRow="1" w:lastColumn="0" w:lastRow="0" w:noHBand="0" w:noVBand="1" w:val="04A0"/>
       </w:tblPr>
       <w:tblGrid>
-        <w:gridCol w:w="1440"/>
-        <w:gridCol w:w="1440"/>
-        <w:gridCol w:w="1440"/>
-        <w:gridCol w:w="1440"/>
-        <w:gridCol w:w="1440"/>
-        <w:gridCol w:w="1440"/>
+        <w:gridCol w:w="1234"/>
+        <w:gridCol w:w="1234"/>
+        <w:gridCol w:w="1234"/>
+        <w:gridCol w:w="1234"/>
+        <w:gridCol w:w="1234"/>
+        <w:gridCol w:w="1234"/>
+        <w:gridCol w:w="1234"/>
       </w:tblGrid>
       <w:tr>
         <w:tc>
           <w:tcPr>
-            <w:tcW w:type="dxa" w:w="1440"/>
+            <w:tcW w:type="dxa" w:w="1234"/>
             <w:shd w:val="clear" w:fill="EAF0F6"/>
           </w:tcPr>
           <w:p>
@@ -899,7 +905,7 @@
         </w:tc>
         <w:tc>
           <w:tcPr>
-            <w:tcW w:type="dxa" w:w="1440"/>
+            <w:tcW w:type="dxa" w:w="1234"/>
             <w:shd w:val="clear" w:fill="EAF0F6"/>
           </w:tcPr>
           <w:p>
@@ -920,7 +926,7 @@
         </w:tc>
         <w:tc>
           <w:tcPr>
-            <w:tcW w:type="dxa" w:w="1440"/>
+            <w:tcW w:type="dxa" w:w="1234"/>
             <w:shd w:val="clear" w:fill="EAF0F6"/>
           </w:tcPr>
           <w:p>
@@ -941,7 +947,7 @@
         </w:tc>
         <w:tc>
           <w:tcPr>
-            <w:tcW w:type="dxa" w:w="1440"/>
+            <w:tcW w:type="dxa" w:w="1234"/>
             <w:shd w:val="clear" w:fill="EAF0F6"/>
           </w:tcPr>
           <w:p>
@@ -962,7 +968,7 @@
         </w:tc>
         <w:tc>
           <w:tcPr>
-            <w:tcW w:type="dxa" w:w="1440"/>
+            <w:tcW w:type="dxa" w:w="1234"/>
             <w:shd w:val="clear" w:fill="EAF0F6"/>
           </w:tcPr>
           <w:p>
@@ -983,7 +989,28 @@
         </w:tc>
         <w:tc>
           <w:tcPr>
-            <w:tcW w:type="dxa" w:w="1440"/>
+            <w:tcW w:type="dxa" w:w="1234"/>
+            <w:shd w:val="clear" w:fill="EAF0F6"/>
+          </w:tcPr>
+          <w:p>
+            <w:r>
+              <w:rPr>
+                <w:b/>
+                <w:sz w:val="20"/>
+              </w:rPr>
+            </w:r>
+            <w:r>
+              <w:rPr>
+                <w:b/>
+                <w:sz w:val="20"/>
+              </w:rPr>
+              <w:t>Confidence</w:t>
+            </w:r>
+          </w:p>
+        </w:tc>
+        <w:tc>
+          <w:tcPr>
+            <w:tcW w:type="dxa" w:w="1234"/>
             <w:shd w:val="clear" w:fill="EAF0F6"/>
           </w:tcPr>
           <w:p>
@@ -1006,7 +1033,7 @@
       <w:tr>
         <w:tc>
           <w:tcPr>
-            <w:tcW w:type="dxa" w:w="1440"/>
+            <w:tcW w:type="dxa" w:w="1234"/>
           </w:tcPr>
           <w:p>
             <w:r>
@@ -1018,13 +1045,13 @@
               <w:rPr>
                 <w:sz w:val="20"/>
               </w:rPr>
-              <w:t>OTTC/access of Chinese carmakers under tighter Russian oversight</w:t>
+              <w:t>TR CU 018/2011 consolidated text (adopted by Customs Union Commission Decision No. 877, 09.12.2011)</w:t>
             </w:r>
           </w:p>
         </w:tc>
         <w:tc>
           <w:tcPr>
-            <w:tcW w:type="dxa" w:w="1440"/>
+            <w:tcW w:type="dxa" w:w="1234"/>
           </w:tcPr>
           <w:p>
             <w:r>
@@ -1036,13 +1063,26 @@
               <w:rPr>
                 <w:sz w:val="20"/>
               </w:rPr>
-              <w:t>CCPIT 贸企通 (official trade body)</w:t>
+              <w:t>Eurasian Economic Union legal register (</w:t>
+            </w:r>
+            <w:r>
+              <w:rPr>
+                <w:b/>
+                <w:sz w:val="20"/>
+              </w:rPr>
+              <w:t>regulator official</w:t>
+            </w:r>
+            <w:r>
+              <w:rPr>
+                <w:sz w:val="20"/>
+              </w:rPr>
+              <w:t>)</w:t>
             </w:r>
           </w:p>
         </w:tc>
         <w:tc>
           <w:tcPr>
-            <w:tcW w:type="dxa" w:w="1440"/>
+            <w:tcW w:type="dxa" w:w="1234"/>
           </w:tcPr>
           <w:p>
             <w:r>
@@ -1054,13 +1094,13 @@
               <w:rPr>
                 <w:sz w:val="20"/>
               </w:rPr>
-              <w:t>RU/EAEU</w:t>
+              <w:t>EAEU</w:t>
             </w:r>
           </w:p>
         </w:tc>
         <w:tc>
           <w:tcPr>
-            <w:tcW w:type="dxa" w:w="1440"/>
+            <w:tcW w:type="dxa" w:w="1234"/>
           </w:tcPr>
           <w:p>
             <w:r>
@@ -1072,13 +1112,13 @@
               <w:rPr>
                 <w:sz w:val="20"/>
               </w:rPr>
-              <w:t>https://www.eccpit.com/news/Y21zcG86MjAzNTE</w:t>
+              <w:t>https://regulation.eaeunion.org/ (Decision 877; TR CU 018/2011)</w:t>
             </w:r>
           </w:p>
         </w:tc>
         <w:tc>
           <w:tcPr>
-            <w:tcW w:type="dxa" w:w="1440"/>
+            <w:tcW w:type="dxa" w:w="1234"/>
           </w:tcPr>
           <w:p>
             <w:r>
@@ -1090,13 +1130,32 @@
               <w:rPr>
                 <w:sz w:val="20"/>
               </w:rPr>
-              <w:t>2026-09-02</w:t>
+              <w:t>2026-09-03</w:t>
             </w:r>
           </w:p>
         </w:tc>
         <w:tc>
           <w:tcPr>
-            <w:tcW w:type="dxa" w:w="1440"/>
+            <w:tcW w:type="dxa" w:w="1234"/>
+          </w:tcPr>
+          <w:p>
+            <w:r>
+              <w:rPr>
+                <w:sz w:val="20"/>
+              </w:rPr>
+            </w:r>
+            <w:r>
+              <w:rPr>
+                <w:b/>
+                <w:sz w:val="20"/>
+              </w:rPr>
+              <w:t>VERIFIED</w:t>
+            </w:r>
+          </w:p>
+        </w:tc>
+        <w:tc>
+          <w:tcPr>
+            <w:tcW w:type="dxa" w:w="1234"/>
           </w:tcPr>
           <w:p>
             <w:r>
@@ -1108,7 +1167,7 @@
               <w:rPr>
                 <w:sz w:val="20"/>
               </w:rPr>
-              <w:t>TR CU 018/2011 scope; EV/PHEV/HEV mandatory; exemptions</w:t>
+              <w:t>Regulation scope (L/M/N/O), adoption decision, in-force date, ERA-GLONASS framework</w:t>
             </w:r>
           </w:p>
         </w:tc>
@@ -1116,7 +1175,7 @@
       <w:tr>
         <w:tc>
           <w:tcPr>
-            <w:tcW w:type="dxa" w:w="1440"/>
+            <w:tcW w:type="dxa" w:w="1234"/>
           </w:tcPr>
           <w:p>
             <w:r>
@@ -1128,13 +1187,13 @@
               <w:rPr>
                 <w:sz w:val="20"/>
               </w:rPr>
-              <w:t>How to bring an EV into Russia</w:t>
+              <w:t>Decision No. 877 legal text (mirror for citation)</w:t>
             </w:r>
           </w:p>
         </w:tc>
         <w:tc>
           <w:tcPr>
-            <w:tcW w:type="dxa" w:w="1440"/>
+            <w:tcW w:type="dxa" w:w="1234"/>
           </w:tcPr>
           <w:p>
             <w:r>
@@ -1146,13 +1205,567 @@
               <w:rPr>
                 <w:sz w:val="20"/>
               </w:rPr>
-              <w:t>BATTKA.ru (Russian-language media)</w:t>
+              <w:t>Kontur.Normativ (legal database citing the official decision)</w:t>
             </w:r>
           </w:p>
         </w:tc>
         <w:tc>
           <w:tcPr>
-            <w:tcW w:type="dxa" w:w="1440"/>
+            <w:tcW w:type="dxa" w:w="1234"/>
+          </w:tcPr>
+          <w:p>
+            <w:r>
+              <w:rPr>
+                <w:sz w:val="20"/>
+              </w:rPr>
+            </w:r>
+            <w:r>
+              <w:rPr>
+                <w:sz w:val="20"/>
+              </w:rPr>
+              <w:t>EAEU</w:t>
+            </w:r>
+          </w:p>
+        </w:tc>
+        <w:tc>
+          <w:tcPr>
+            <w:tcW w:type="dxa" w:w="1234"/>
+          </w:tcPr>
+          <w:p>
+            <w:r>
+              <w:rPr>
+                <w:sz w:val="20"/>
+              </w:rPr>
+            </w:r>
+            <w:r>
+              <w:rPr>
+                <w:sz w:val="20"/>
+              </w:rPr>
+              <w:t>https://normativ.kontur.ru/document?documentId=500085&amp;moduleId=9</w:t>
+            </w:r>
+          </w:p>
+        </w:tc>
+        <w:tc>
+          <w:tcPr>
+            <w:tcW w:type="dxa" w:w="1234"/>
+          </w:tcPr>
+          <w:p>
+            <w:r>
+              <w:rPr>
+                <w:sz w:val="20"/>
+              </w:rPr>
+            </w:r>
+            <w:r>
+              <w:rPr>
+                <w:sz w:val="20"/>
+              </w:rPr>
+              <w:t>2026-09-03</w:t>
+            </w:r>
+          </w:p>
+        </w:tc>
+        <w:tc>
+          <w:tcPr>
+            <w:tcW w:type="dxa" w:w="1234"/>
+          </w:tcPr>
+          <w:p>
+            <w:r>
+              <w:rPr>
+                <w:sz w:val="20"/>
+              </w:rPr>
+            </w:r>
+            <w:r>
+              <w:rPr>
+                <w:sz w:val="20"/>
+              </w:rPr>
+              <w:t>CROSS_CHECKED</w:t>
+            </w:r>
+          </w:p>
+        </w:tc>
+        <w:tc>
+          <w:tcPr>
+            <w:tcW w:type="dxa" w:w="1234"/>
+          </w:tcPr>
+          <w:p>
+            <w:r>
+              <w:rPr>
+                <w:sz w:val="20"/>
+              </w:rPr>
+            </w:r>
+            <w:r>
+              <w:rPr>
+                <w:sz w:val="20"/>
+              </w:rPr>
+              <w:t>Decision number/date and entry into force</w:t>
+            </w:r>
+          </w:p>
+        </w:tc>
+      </w:tr>
+      <w:tr>
+        <w:tc>
+          <w:tcPr>
+            <w:tcW w:type="dxa" w:w="1234"/>
+          </w:tcPr>
+          <w:p>
+            <w:r>
+              <w:rPr>
+                <w:sz w:val="20"/>
+              </w:rPr>
+            </w:r>
+            <w:r>
+              <w:rPr>
+                <w:sz w:val="20"/>
+              </w:rPr>
+              <w:t>2026 automobile/motorcycle export-licence application notice (商办贸函〔2025〕408号)</w:t>
+            </w:r>
+          </w:p>
+        </w:tc>
+        <w:tc>
+          <w:tcPr>
+            <w:tcW w:type="dxa" w:w="1234"/>
+          </w:tcPr>
+          <w:p>
+            <w:r>
+              <w:rPr>
+                <w:sz w:val="20"/>
+              </w:rPr>
+            </w:r>
+            <w:r>
+              <w:rPr>
+                <w:sz w:val="20"/>
+              </w:rPr>
+              <w:t>MOFCOM (</w:t>
+            </w:r>
+            <w:r>
+              <w:rPr>
+                <w:b/>
+                <w:sz w:val="20"/>
+              </w:rPr>
+              <w:t>government official</w:t>
+            </w:r>
+            <w:r>
+              <w:rPr>
+                <w:sz w:val="20"/>
+              </w:rPr>
+              <w:t>)</w:t>
+            </w:r>
+          </w:p>
+        </w:tc>
+        <w:tc>
+          <w:tcPr>
+            <w:tcW w:type="dxa" w:w="1234"/>
+          </w:tcPr>
+          <w:p>
+            <w:r>
+              <w:rPr>
+                <w:sz w:val="20"/>
+              </w:rPr>
+            </w:r>
+            <w:r>
+              <w:rPr>
+                <w:sz w:val="20"/>
+              </w:rPr>
+              <w:t>CN</w:t>
+            </w:r>
+          </w:p>
+        </w:tc>
+        <w:tc>
+          <w:tcPr>
+            <w:tcW w:type="dxa" w:w="1234"/>
+          </w:tcPr>
+          <w:p>
+            <w:r>
+              <w:rPr>
+                <w:sz w:val="20"/>
+              </w:rPr>
+            </w:r>
+            <w:r>
+              <w:rPr>
+                <w:sz w:val="20"/>
+              </w:rPr>
+              <w:t>https://www.mofcom.gov.cn/zwgk/zcfb/art/2025/art_7c50d6688ca34d1786a1bfd2ccde7d19.html</w:t>
+            </w:r>
+          </w:p>
+        </w:tc>
+        <w:tc>
+          <w:tcPr>
+            <w:tcW w:type="dxa" w:w="1234"/>
+          </w:tcPr>
+          <w:p>
+            <w:r>
+              <w:rPr>
+                <w:sz w:val="20"/>
+              </w:rPr>
+            </w:r>
+            <w:r>
+              <w:rPr>
+                <w:sz w:val="20"/>
+              </w:rPr>
+              <w:t>2026-09-03</w:t>
+            </w:r>
+          </w:p>
+        </w:tc>
+        <w:tc>
+          <w:tcPr>
+            <w:tcW w:type="dxa" w:w="1234"/>
+          </w:tcPr>
+          <w:p>
+            <w:r>
+              <w:rPr>
+                <w:sz w:val="20"/>
+              </w:rPr>
+            </w:r>
+            <w:r>
+              <w:rPr>
+                <w:b/>
+                <w:sz w:val="20"/>
+              </w:rPr>
+              <w:t>VERIFIED</w:t>
+            </w:r>
+          </w:p>
+        </w:tc>
+        <w:tc>
+          <w:tcPr>
+            <w:tcW w:type="dxa" w:w="1234"/>
+          </w:tcPr>
+          <w:p>
+            <w:r>
+              <w:rPr>
+                <w:sz w:val="20"/>
+              </w:rPr>
+            </w:r>
+            <w:r>
+              <w:rPr>
+                <w:sz w:val="20"/>
+              </w:rPr>
+              <w:t>2026 application system/process, local review, qualified list</w:t>
+            </w:r>
+          </w:p>
+        </w:tc>
+      </w:tr>
+      <w:tr>
+        <w:tc>
+          <w:tcPr>
+            <w:tcW w:type="dxa" w:w="1234"/>
+          </w:tcPr>
+          <w:p>
+            <w:r>
+              <w:rPr>
+                <w:sz w:val="20"/>
+              </w:rPr>
+            </w:r>
+            <w:r>
+              <w:rPr>
+                <w:sz w:val="20"/>
+              </w:rPr>
+              <w:t>Pure-EV passenger export licensing (Announcement No. 54, 2025; from 2026-01-01, HS 8703801090)</w:t>
+            </w:r>
+          </w:p>
+        </w:tc>
+        <w:tc>
+          <w:tcPr>
+            <w:tcW w:type="dxa" w:w="1234"/>
+          </w:tcPr>
+          <w:p>
+            <w:r>
+              <w:rPr>
+                <w:sz w:val="20"/>
+              </w:rPr>
+            </w:r>
+            <w:r>
+              <w:rPr>
+                <w:sz w:val="20"/>
+              </w:rPr>
+              <w:t>MOFCOM / MIIT / GAC / SAMR (</w:t>
+            </w:r>
+            <w:r>
+              <w:rPr>
+                <w:b/>
+                <w:sz w:val="20"/>
+              </w:rPr>
+              <w:t>government official</w:t>
+            </w:r>
+            <w:r>
+              <w:rPr>
+                <w:sz w:val="20"/>
+              </w:rPr>
+              <w:t>)</w:t>
+            </w:r>
+          </w:p>
+        </w:tc>
+        <w:tc>
+          <w:tcPr>
+            <w:tcW w:type="dxa" w:w="1234"/>
+          </w:tcPr>
+          <w:p>
+            <w:r>
+              <w:rPr>
+                <w:sz w:val="20"/>
+              </w:rPr>
+            </w:r>
+            <w:r>
+              <w:rPr>
+                <w:sz w:val="20"/>
+              </w:rPr>
+              <w:t>CN</w:t>
+            </w:r>
+          </w:p>
+        </w:tc>
+        <w:tc>
+          <w:tcPr>
+            <w:tcW w:type="dxa" w:w="1234"/>
+          </w:tcPr>
+          <w:p>
+            <w:r>
+              <w:rPr>
+                <w:sz w:val="20"/>
+              </w:rPr>
+            </w:r>
+            <w:r>
+              <w:rPr>
+                <w:sz w:val="20"/>
+              </w:rPr>
+              <w:t>https://wms.mofcom.gov.cn/zcfb/wmgl/art/2025/art_4fffefa930ec42c1875859eac89ff1e4.html</w:t>
+            </w:r>
+          </w:p>
+        </w:tc>
+        <w:tc>
+          <w:tcPr>
+            <w:tcW w:type="dxa" w:w="1234"/>
+          </w:tcPr>
+          <w:p>
+            <w:r>
+              <w:rPr>
+                <w:sz w:val="20"/>
+              </w:rPr>
+            </w:r>
+            <w:r>
+              <w:rPr>
+                <w:sz w:val="20"/>
+              </w:rPr>
+              <w:t>2026-09-03</w:t>
+            </w:r>
+          </w:p>
+        </w:tc>
+        <w:tc>
+          <w:tcPr>
+            <w:tcW w:type="dxa" w:w="1234"/>
+          </w:tcPr>
+          <w:p>
+            <w:r>
+              <w:rPr>
+                <w:sz w:val="20"/>
+              </w:rPr>
+            </w:r>
+            <w:r>
+              <w:rPr>
+                <w:b/>
+                <w:sz w:val="20"/>
+              </w:rPr>
+              <w:t>VERIFIED</w:t>
+            </w:r>
+          </w:p>
+        </w:tc>
+        <w:tc>
+          <w:tcPr>
+            <w:tcW w:type="dxa" w:w="1234"/>
+          </w:tcPr>
+          <w:p>
+            <w:r>
+              <w:rPr>
+                <w:sz w:val="20"/>
+              </w:rPr>
+            </w:r>
+            <w:r>
+              <w:rPr>
+                <w:sz w:val="20"/>
+              </w:rPr>
+              <w:t>2026 EV export-licence regime and HS reference</w:t>
+            </w:r>
+          </w:p>
+        </w:tc>
+      </w:tr>
+      <w:tr>
+        <w:tc>
+          <w:tcPr>
+            <w:tcW w:type="dxa" w:w="1234"/>
+          </w:tcPr>
+          <w:p>
+            <w:r>
+              <w:rPr>
+                <w:sz w:val="20"/>
+              </w:rPr>
+            </w:r>
+            <w:r>
+              <w:rPr>
+                <w:sz w:val="20"/>
+              </w:rPr>
+              <w:t>2026 qualified export-licence enterprise list</w:t>
+            </w:r>
+          </w:p>
+        </w:tc>
+        <w:tc>
+          <w:tcPr>
+            <w:tcW w:type="dxa" w:w="1234"/>
+          </w:tcPr>
+          <w:p>
+            <w:r>
+              <w:rPr>
+                <w:sz w:val="20"/>
+              </w:rPr>
+            </w:r>
+            <w:r>
+              <w:rPr>
+                <w:sz w:val="20"/>
+              </w:rPr>
+              <w:t>MOFCOM Foreign Trade Dept (</w:t>
+            </w:r>
+            <w:r>
+              <w:rPr>
+                <w:b/>
+                <w:sz w:val="20"/>
+              </w:rPr>
+              <w:t>government official</w:t>
+            </w:r>
+            <w:r>
+              <w:rPr>
+                <w:sz w:val="20"/>
+              </w:rPr>
+              <w:t>)</w:t>
+            </w:r>
+          </w:p>
+        </w:tc>
+        <w:tc>
+          <w:tcPr>
+            <w:tcW w:type="dxa" w:w="1234"/>
+          </w:tcPr>
+          <w:p>
+            <w:r>
+              <w:rPr>
+                <w:sz w:val="20"/>
+              </w:rPr>
+            </w:r>
+            <w:r>
+              <w:rPr>
+                <w:sz w:val="20"/>
+              </w:rPr>
+              <w:t>CN</w:t>
+            </w:r>
+          </w:p>
+        </w:tc>
+        <w:tc>
+          <w:tcPr>
+            <w:tcW w:type="dxa" w:w="1234"/>
+          </w:tcPr>
+          <w:p>
+            <w:r>
+              <w:rPr>
+                <w:sz w:val="20"/>
+              </w:rPr>
+            </w:r>
+            <w:r>
+              <w:rPr>
+                <w:sz w:val="20"/>
+              </w:rPr>
+              <w:t>http://wms.mofcom.gov.cn/zcfb/wmgl/art/2025/art_6685d244c4f4429e9a749a1a9f34bf19.html</w:t>
+            </w:r>
+          </w:p>
+        </w:tc>
+        <w:tc>
+          <w:tcPr>
+            <w:tcW w:type="dxa" w:w="1234"/>
+          </w:tcPr>
+          <w:p>
+            <w:r>
+              <w:rPr>
+                <w:sz w:val="20"/>
+              </w:rPr>
+            </w:r>
+            <w:r>
+              <w:rPr>
+                <w:sz w:val="20"/>
+              </w:rPr>
+              <w:t>2026-09-03</w:t>
+            </w:r>
+          </w:p>
+        </w:tc>
+        <w:tc>
+          <w:tcPr>
+            <w:tcW w:type="dxa" w:w="1234"/>
+          </w:tcPr>
+          <w:p>
+            <w:r>
+              <w:rPr>
+                <w:sz w:val="20"/>
+              </w:rPr>
+            </w:r>
+            <w:r>
+              <w:rPr>
+                <w:b/>
+                <w:sz w:val="20"/>
+              </w:rPr>
+              <w:t>VERIFIED</w:t>
+            </w:r>
+          </w:p>
+        </w:tc>
+        <w:tc>
+          <w:tcPr>
+            <w:tcW w:type="dxa" w:w="1234"/>
+          </w:tcPr>
+          <w:p>
+            <w:r>
+              <w:rPr>
+                <w:sz w:val="20"/>
+              </w:rPr>
+            </w:r>
+            <w:r>
+              <w:rPr>
+                <w:sz w:val="20"/>
+              </w:rPr>
+              <w:t>Current-year qualified-enterprise list</w:t>
+            </w:r>
+          </w:p>
+        </w:tc>
+      </w:tr>
+      <w:tr>
+        <w:tc>
+          <w:tcPr>
+            <w:tcW w:type="dxa" w:w="1234"/>
+          </w:tcPr>
+          <w:p>
+            <w:r>
+              <w:rPr>
+                <w:sz w:val="20"/>
+              </w:rPr>
+            </w:r>
+            <w:r>
+              <w:rPr>
+                <w:sz w:val="20"/>
+              </w:rPr>
+              <w:t>EV customs clearance / SBKTS / EPTS process (background)</w:t>
+            </w:r>
+          </w:p>
+        </w:tc>
+        <w:tc>
+          <w:tcPr>
+            <w:tcW w:type="dxa" w:w="1234"/>
+          </w:tcPr>
+          <w:p>
+            <w:r>
+              <w:rPr>
+                <w:sz w:val="20"/>
+              </w:rPr>
+            </w:r>
+            <w:r>
+              <w:rPr>
+                <w:sz w:val="20"/>
+              </w:rPr>
+              <w:t>Russian-language industry outlets (BATTKA, FindCert; media)</w:t>
+            </w:r>
+          </w:p>
+        </w:tc>
+        <w:tc>
+          <w:tcPr>
+            <w:tcW w:type="dxa" w:w="1234"/>
           </w:tcPr>
           <w:p>
             <w:r>
@@ -1170,7 +1783,7 @@
         </w:tc>
         <w:tc>
           <w:tcPr>
-            <w:tcW w:type="dxa" w:w="1440"/>
+            <w:tcW w:type="dxa" w:w="1234"/>
           </w:tcPr>
           <w:p>
             <w:r>
@@ -1182,13 +1795,13 @@
               <w:rPr>
                 <w:sz w:val="20"/>
               </w:rPr>
-              <w:t>https://battka.ru/zhurnal/kak-privesti-elektromobil-v-rossiyu/</w:t>
+              <w:t>https://findcert.ru/news/rastamozhka-elektromobilya-v-rossii/</w:t>
             </w:r>
           </w:p>
         </w:tc>
         <w:tc>
           <w:tcPr>
-            <w:tcW w:type="dxa" w:w="1440"/>
+            <w:tcW w:type="dxa" w:w="1234"/>
           </w:tcPr>
           <w:p>
             <w:r>
@@ -1200,13 +1813,13 @@
               <w:rPr>
                 <w:sz w:val="20"/>
               </w:rPr>
-              <w:t>2026-09-02</w:t>
+              <w:t>2026-09-03</w:t>
             </w:r>
           </w:p>
         </w:tc>
         <w:tc>
           <w:tcPr>
-            <w:tcW w:type="dxa" w:w="1440"/>
+            <w:tcW w:type="dxa" w:w="1234"/>
           </w:tcPr>
           <w:p>
             <w:r>
@@ -1218,15 +1831,13 @@
               <w:rPr>
                 <w:sz w:val="20"/>
               </w:rPr>
-              <w:t>Personal unified tariff from 48% (media; FTS confirmation needed)</w:t>
+              <w:t>SINGLE_SOURCE</w:t>
             </w:r>
           </w:p>
         </w:tc>
-      </w:tr>
-      <w:tr>
         <w:tc>
           <w:tcPr>
-            <w:tcW w:type="dxa" w:w="1440"/>
+            <w:tcW w:type="dxa" w:w="1234"/>
           </w:tcPr>
           <w:p>
             <w:r>
@@ -1238,537 +1849,7 @@
               <w:rPr>
                 <w:sz w:val="20"/>
               </w:rPr>
-              <w:t>2026 EV customs clearance, taxes, util-fee, GLONASS</w:t>
-            </w:r>
-          </w:p>
-        </w:tc>
-        <w:tc>
-          <w:tcPr>
-            <w:tcW w:type="dxa" w:w="1440"/>
-          </w:tcPr>
-          <w:p>
-            <w:r>
-              <w:rPr>
-                <w:sz w:val="20"/>
-              </w:rPr>
-            </w:r>
-            <w:r>
-              <w:rPr>
-                <w:sz w:val="20"/>
-              </w:rPr>
-              <w:t>Moscow Tesla Club (RU specialist media)</w:t>
-            </w:r>
-          </w:p>
-        </w:tc>
-        <w:tc>
-          <w:tcPr>
-            <w:tcW w:type="dxa" w:w="1440"/>
-          </w:tcPr>
-          <w:p>
-            <w:r>
-              <w:rPr>
-                <w:sz w:val="20"/>
-              </w:rPr>
-            </w:r>
-            <w:r>
-              <w:rPr>
-                <w:sz w:val="20"/>
-              </w:rPr>
-              <w:t>RU</w:t>
-            </w:r>
-          </w:p>
-        </w:tc>
-        <w:tc>
-          <w:tcPr>
-            <w:tcW w:type="dxa" w:w="1440"/>
-          </w:tcPr>
-          <w:p>
-            <w:r>
-              <w:rPr>
-                <w:sz w:val="20"/>
-              </w:rPr>
-            </w:r>
-            <w:r>
-              <w:rPr>
-                <w:sz w:val="20"/>
-              </w:rPr>
-              <w:t>https://moscowteslaclub.ru/article/rastamozhka-elektromobilya-2026-nalogi-utilsbor-i-import-pod-klyuch/</w:t>
-            </w:r>
-          </w:p>
-        </w:tc>
-        <w:tc>
-          <w:tcPr>
-            <w:tcW w:type="dxa" w:w="1440"/>
-          </w:tcPr>
-          <w:p>
-            <w:r>
-              <w:rPr>
-                <w:sz w:val="20"/>
-              </w:rPr>
-            </w:r>
-            <w:r>
-              <w:rPr>
-                <w:sz w:val="20"/>
-              </w:rPr>
-              <w:t>2026-09-02</w:t>
-            </w:r>
-          </w:p>
-        </w:tc>
-        <w:tc>
-          <w:tcPr>
-            <w:tcW w:type="dxa" w:w="1440"/>
-          </w:tcPr>
-          <w:p>
-            <w:r>
-              <w:rPr>
-                <w:sz w:val="20"/>
-              </w:rPr>
-            </w:r>
-            <w:r>
-              <w:rPr>
-                <w:sz w:val="20"/>
-              </w:rPr>
-              <w:t>ERA-GLONASS mandatory again 2026-04-01; SBKTS</w:t>
-            </w:r>
-          </w:p>
-        </w:tc>
-      </w:tr>
-      <w:tr>
-        <w:tc>
-          <w:tcPr>
-            <w:tcW w:type="dxa" w:w="1440"/>
-          </w:tcPr>
-          <w:p>
-            <w:r>
-              <w:rPr>
-                <w:sz w:val="20"/>
-              </w:rPr>
-            </w:r>
-            <w:r>
-              <w:rPr>
-                <w:sz w:val="20"/>
-              </w:rPr>
-              <w:t>Hidden costs of importing a China car 2026</w:t>
-            </w:r>
-          </w:p>
-        </w:tc>
-        <w:tc>
-          <w:tcPr>
-            <w:tcW w:type="dxa" w:w="1440"/>
-          </w:tcPr>
-          <w:p>
-            <w:r>
-              <w:rPr>
-                <w:sz w:val="20"/>
-              </w:rPr>
-            </w:r>
-            <w:r>
-              <w:rPr>
-                <w:sz w:val="20"/>
-              </w:rPr>
-              <w:t>VestaXray.ru (RU media)</w:t>
-            </w:r>
-          </w:p>
-        </w:tc>
-        <w:tc>
-          <w:tcPr>
-            <w:tcW w:type="dxa" w:w="1440"/>
-          </w:tcPr>
-          <w:p>
-            <w:r>
-              <w:rPr>
-                <w:sz w:val="20"/>
-              </w:rPr>
-            </w:r>
-            <w:r>
-              <w:rPr>
-                <w:sz w:val="20"/>
-              </w:rPr>
-              <w:t>RU</w:t>
-            </w:r>
-          </w:p>
-        </w:tc>
-        <w:tc>
-          <w:tcPr>
-            <w:tcW w:type="dxa" w:w="1440"/>
-          </w:tcPr>
-          <w:p>
-            <w:r>
-              <w:rPr>
-                <w:sz w:val="20"/>
-              </w:rPr>
-            </w:r>
-            <w:r>
-              <w:rPr>
-                <w:sz w:val="20"/>
-              </w:rPr>
-              <w:t>https://vestaxray.ru/faq/rastamozhka-avto-iz-kitaya-v-rossiyu-2026.html</w:t>
-            </w:r>
-          </w:p>
-        </w:tc>
-        <w:tc>
-          <w:tcPr>
-            <w:tcW w:type="dxa" w:w="1440"/>
-          </w:tcPr>
-          <w:p>
-            <w:r>
-              <w:rPr>
-                <w:sz w:val="20"/>
-              </w:rPr>
-            </w:r>
-            <w:r>
-              <w:rPr>
-                <w:sz w:val="20"/>
-              </w:rPr>
-              <w:t>2026-09-02</w:t>
-            </w:r>
-          </w:p>
-        </w:tc>
-        <w:tc>
-          <w:tcPr>
-            <w:tcW w:type="dxa" w:w="1440"/>
-          </w:tcPr>
-          <w:p>
-            <w:r>
-              <w:rPr>
-                <w:sz w:val="20"/>
-              </w:rPr>
-            </w:r>
-            <w:r>
-              <w:rPr>
-                <w:sz w:val="20"/>
-              </w:rPr>
-              <w:t>Legal-entity 20% VAT (media; tax-authority confirmation needed)</w:t>
-            </w:r>
-          </w:p>
-        </w:tc>
-      </w:tr>
-      <w:tr>
-        <w:tc>
-          <w:tcPr>
-            <w:tcW w:type="dxa" w:w="1440"/>
-          </w:tcPr>
-          <w:p>
-            <w:r>
-              <w:rPr>
-                <w:sz w:val="20"/>
-              </w:rPr>
-            </w:r>
-            <w:r>
-              <w:rPr>
-                <w:sz w:val="20"/>
-              </w:rPr>
-              <w:t>Used Xiaomi SU7 export to Russia 2026</w:t>
-            </w:r>
-          </w:p>
-        </w:tc>
-        <w:tc>
-          <w:tcPr>
-            <w:tcW w:type="dxa" w:w="1440"/>
-          </w:tcPr>
-          <w:p>
-            <w:r>
-              <w:rPr>
-                <w:sz w:val="20"/>
-              </w:rPr>
-            </w:r>
-            <w:r>
-              <w:rPr>
-                <w:sz w:val="20"/>
-              </w:rPr>
-              <w:t>GoldenLane Auto (export service)</w:t>
-            </w:r>
-          </w:p>
-        </w:tc>
-        <w:tc>
-          <w:tcPr>
-            <w:tcW w:type="dxa" w:w="1440"/>
-          </w:tcPr>
-          <w:p>
-            <w:r>
-              <w:rPr>
-                <w:sz w:val="20"/>
-              </w:rPr>
-            </w:r>
-            <w:r>
-              <w:rPr>
-                <w:sz w:val="20"/>
-              </w:rPr>
-              <w:t>RU</w:t>
-            </w:r>
-          </w:p>
-        </w:tc>
-        <w:tc>
-          <w:tcPr>
-            <w:tcW w:type="dxa" w:w="1440"/>
-          </w:tcPr>
-          <w:p>
-            <w:r>
-              <w:rPr>
-                <w:sz w:val="20"/>
-              </w:rPr>
-            </w:r>
-            <w:r>
-              <w:rPr>
-                <w:sz w:val="20"/>
-              </w:rPr>
-              <w:t>https://goldenlaneauto.com/news/used-xiaomi-su7-from-china-for-export-to-russia-2026-spec-price-shipping/</w:t>
-            </w:r>
-          </w:p>
-        </w:tc>
-        <w:tc>
-          <w:tcPr>
-            <w:tcW w:type="dxa" w:w="1440"/>
-          </w:tcPr>
-          <w:p>
-            <w:r>
-              <w:rPr>
-                <w:sz w:val="20"/>
-              </w:rPr>
-            </w:r>
-            <w:r>
-              <w:rPr>
-                <w:sz w:val="20"/>
-              </w:rPr>
-              <w:t>2026-09-02</w:t>
-            </w:r>
-          </w:p>
-        </w:tc>
-        <w:tc>
-          <w:tcPr>
-            <w:tcW w:type="dxa" w:w="1440"/>
-          </w:tcPr>
-          <w:p>
-            <w:r>
-              <w:rPr>
-                <w:sz w:val="20"/>
-              </w:rPr>
-            </w:r>
-            <w:r>
-              <w:rPr>
-                <w:sz w:val="20"/>
-              </w:rPr>
-              <w:t>Used-car SBKTS; 2026 utilisation-fee increases</w:t>
-            </w:r>
-          </w:p>
-        </w:tc>
-      </w:tr>
-      <w:tr>
-        <w:tc>
-          <w:tcPr>
-            <w:tcW w:type="dxa" w:w="1440"/>
-          </w:tcPr>
-          <w:p>
-            <w:r>
-              <w:rPr>
-                <w:sz w:val="20"/>
-              </w:rPr>
-            </w:r>
-            <w:r>
-              <w:rPr>
-                <w:sz w:val="20"/>
-              </w:rPr>
-              <w:t>2026 B2B export guide for China cars to Russia</w:t>
-            </w:r>
-          </w:p>
-        </w:tc>
-        <w:tc>
-          <w:tcPr>
-            <w:tcW w:type="dxa" w:w="1440"/>
-          </w:tcPr>
-          <w:p>
-            <w:r>
-              <w:rPr>
-                <w:sz w:val="20"/>
-              </w:rPr>
-            </w:r>
-            <w:r>
-              <w:rPr>
-                <w:sz w:val="20"/>
-              </w:rPr>
-              <w:t>Electric Auto China (industry)</w:t>
-            </w:r>
-          </w:p>
-        </w:tc>
-        <w:tc>
-          <w:tcPr>
-            <w:tcW w:type="dxa" w:w="1440"/>
-          </w:tcPr>
-          <w:p>
-            <w:r>
-              <w:rPr>
-                <w:sz w:val="20"/>
-              </w:rPr>
-            </w:r>
-            <w:r>
-              <w:rPr>
-                <w:sz w:val="20"/>
-              </w:rPr>
-              <w:t>RU</w:t>
-            </w:r>
-          </w:p>
-        </w:tc>
-        <w:tc>
-          <w:tcPr>
-            <w:tcW w:type="dxa" w:w="1440"/>
-          </w:tcPr>
-          <w:p>
-            <w:r>
-              <w:rPr>
-                <w:sz w:val="20"/>
-              </w:rPr>
-            </w:r>
-            <w:r>
-              <w:rPr>
-                <w:sz w:val="20"/>
-              </w:rPr>
-              <w:t>https://www.electricautochina.com/the-ultimate-2026-b2b-export-guide-for-chinese-cars-in-russia-market-pri/</w:t>
-            </w:r>
-          </w:p>
-        </w:tc>
-        <w:tc>
-          <w:tcPr>
-            <w:tcW w:type="dxa" w:w="1440"/>
-          </w:tcPr>
-          <w:p>
-            <w:r>
-              <w:rPr>
-                <w:sz w:val="20"/>
-              </w:rPr>
-            </w:r>
-            <w:r>
-              <w:rPr>
-                <w:sz w:val="20"/>
-              </w:rPr>
-              <w:t>2026-09-02</w:t>
-            </w:r>
-          </w:p>
-        </w:tc>
-        <w:tc>
-          <w:tcPr>
-            <w:tcW w:type="dxa" w:w="1440"/>
-          </w:tcPr>
-          <w:p>
-            <w:r>
-              <w:rPr>
-                <w:sz w:val="20"/>
-              </w:rPr>
-            </w:r>
-            <w:r>
-              <w:rPr>
-                <w:sz w:val="20"/>
-              </w:rPr>
-              <w:t>April-2026 direct-import / no-transit claim (single source)</w:t>
-            </w:r>
-          </w:p>
-        </w:tc>
-      </w:tr>
-      <w:tr>
-        <w:tc>
-          <w:tcPr>
-            <w:tcW w:type="dxa" w:w="1440"/>
-          </w:tcPr>
-          <w:p>
-            <w:r>
-              <w:rPr>
-                <w:sz w:val="20"/>
-              </w:rPr>
-            </w:r>
-            <w:r>
-              <w:rPr>
-                <w:sz w:val="20"/>
-              </w:rPr>
-              <w:t>2026 Central Asia import policy shake-up</w:t>
-            </w:r>
-          </w:p>
-        </w:tc>
-        <w:tc>
-          <w:tcPr>
-            <w:tcW w:type="dxa" w:w="1440"/>
-          </w:tcPr>
-          <w:p>
-            <w:r>
-              <w:rPr>
-                <w:sz w:val="20"/>
-              </w:rPr>
-            </w:r>
-            <w:r>
-              <w:rPr>
-                <w:sz w:val="20"/>
-              </w:rPr>
-              <w:t>EX1000 (industry)</w:t>
-            </w:r>
-          </w:p>
-        </w:tc>
-        <w:tc>
-          <w:tcPr>
-            <w:tcW w:type="dxa" w:w="1440"/>
-          </w:tcPr>
-          <w:p>
-            <w:r>
-              <w:rPr>
-                <w:sz w:val="20"/>
-              </w:rPr>
-            </w:r>
-            <w:r>
-              <w:rPr>
-                <w:sz w:val="20"/>
-              </w:rPr>
-              <w:t>RU/Central Asia</w:t>
-            </w:r>
-          </w:p>
-        </w:tc>
-        <w:tc>
-          <w:tcPr>
-            <w:tcW w:type="dxa" w:w="1440"/>
-          </w:tcPr>
-          <w:p>
-            <w:r>
-              <w:rPr>
-                <w:sz w:val="20"/>
-              </w:rPr>
-            </w:r>
-            <w:r>
-              <w:rPr>
-                <w:sz w:val="20"/>
-              </w:rPr>
-              <w:t>https://www.ex1000.com/en/news/513-2026-central-asia-auto-import-policy-shake-up-tariffs-certification-subsidies</w:t>
-            </w:r>
-          </w:p>
-        </w:tc>
-        <w:tc>
-          <w:tcPr>
-            <w:tcW w:type="dxa" w:w="1440"/>
-          </w:tcPr>
-          <w:p>
-            <w:r>
-              <w:rPr>
-                <w:sz w:val="20"/>
-              </w:rPr>
-            </w:r>
-            <w:r>
-              <w:rPr>
-                <w:sz w:val="20"/>
-              </w:rPr>
-              <w:t>2026-09-02</w:t>
-            </w:r>
-          </w:p>
-        </w:tc>
-        <w:tc>
-          <w:tcPr>
-            <w:tcW w:type="dxa" w:w="1440"/>
-          </w:tcPr>
-          <w:p>
-            <w:r>
-              <w:rPr>
-                <w:sz w:val="20"/>
-              </w:rPr>
-            </w:r>
-            <w:r>
-              <w:rPr>
-                <w:sz w:val="20"/>
-              </w:rPr>
-              <w:t>EAC tightening, Euro 6 transition, GLONASS</w:t>
+              <w:t>OTTC/SBKTS/EPTS process background; duty figures NOT adopted (conflict)</w:t>
             </w:r>
           </w:p>
         </w:tc>
@@ -1779,7 +1860,7 @@
         <w:rPr>
           <w:i/>
         </w:rPr>
-        <w:t>Verification note: the TR CU 018/2011 framework is official/backed (CCPIT). Duty/VAT percentages, the no-transit rule, GLONASS fee schedule and the China export-licence framework were not captured from primary FTS/MOFCOM sources and are deliberately presented as claims to confirm — not settled law. Re-verify all TIME_SENSITIVE items at transaction time.</w:t>
+        <w:t>Confidence note: the regulatory backbone (TR CU 018 / Decision 877) and the China 2026 export-licence rule are VERIFIED from regulator/government sources. Specific EV duty percentages, VAT/utilisation-fee numbers, personal-import ERA-GLONASS reinstatement dates and any no-transit rule were NOT supported by a captured FTS/EEC primary source, conflict across media, and are deliberately left as verification items rather than stated as fact.</w:t>
       </w:r>
     </w:p>
     <w:p>
@@ -1798,10 +1879,10 @@
         <w:rPr>
           <w:b/>
         </w:rPr>
-        <w:t>Reviewed by</w:t>
+        <w:t>Author / reviewer</w:t>
       </w:r>
       <w:r>
-        <w:t>: AutoBridge Export Sourcing Team</w:t>
+        <w:t>: [AutoBridge Export Sourcing Team](/authors/autobridge-export-sourcing-team/) · method per our [Editorial Policy](/about/editorial-policy/)</w:t>
       </w:r>
     </w:p>
     <w:p>
@@ -1815,7 +1896,16 @@
         <w:t>Last reviewed</w:t>
       </w:r>
       <w:r>
-        <w:t>: 2026-09-02</w:t>
+        <w:t xml:space="preserve">: 2026-09-02 · </w:t>
+      </w:r>
+      <w:r>
+        <w:rPr>
+          <w:b/>
+        </w:rPr>
+        <w:t>Second-round source revision</w:t>
+      </w:r>
+      <w:r>
+        <w:t>: 2026-09-03 (regulation anchored to Decision 877; unsupported duty/date/transit claims removed to verification items; China 2026 export rule upgraded to official)</w:t>
       </w:r>
     </w:p>
     <w:p>
@@ -1843,7 +1933,7 @@
         <w:t>Verification method</w:t>
       </w:r>
       <w:r>
-        <w:t>: Official-body source for the regulatory backbone; media/industry figures explicitly downgraded and flagged for FTS confirmation</w:t>
+        <w:t>: Regulator/government primary sources for settled rules; conflicting media figures withheld rather than asserted; every time-sensitive item routed to a named authority for live confirmation</w:t>
       </w:r>
     </w:p>
     <w:p>
@@ -1854,10 +1944,10 @@
         <w:rPr>
           <w:b/>
         </w:rPr>
-        <w:t>Content status</w:t>
+        <w:t>Quality gates</w:t>
       </w:r>
       <w:r>
-        <w:t>: QA_PASS (Master/EN)</w:t>
+        <w:t>: EDITORIAL_QA_PASS=PASS · FACT_SOURCE_PASS=PASS (unsupported numeric claims removed) · SEO_PASS=PASS · CODEX_REVIEW_PASS=PENDING (independent Codex review) · PUBLISH_APPROVED=FALSE until Codex sign-off</w:t>
       </w:r>
     </w:p>
     <w:sectPr>

--- a/deliveries/2026-09-02/02_Procurement_Guides/GUIDE_20260902_01_Russia_EV_Import_EAC_OTTC.docx
+++ b/deliveries/2026-09-02/02_Procurement_Guides/GUIDE_20260902_01_Russia_EV_Import_EAC_OTTC.docx
@@ -178,10 +178,10 @@
         <w:rPr>
           <w:b/>
         </w:rPr>
-        <w:t>customs/document package in which the importer of record, the conformity holder and the invoice are the same legal entity</w:t>
+        <w:t>customs/document package whose legal entities are reconciled across the conformity certificate, the importer of record and the invoice</w:t>
       </w:r>
       <w:r>
-        <w:t xml:space="preserve">. When shipments fail, it is usually because those three name different parties or because a per-unit certificate was expected to behave like a batch type approval. This guide is specific to </w:t>
+        <w:t xml:space="preserve">. In practice, shipments most often run into trouble when those documents name different parties, or when a per-unit certificate is expected to behave like a batch type approval. This is presented as a procurement risk-control step; the precise legal-entity requirements for a given route should be confirmed with the accredited body and a customs broker. This guide is specific to </w:t>
       </w:r>
       <w:r>
         <w:rPr>
@@ -487,7 +487,7 @@
         <w:t>not</w:t>
       </w:r>
       <w:r>
-        <w:t xml:space="preserve"> rely on a media-stated reinstatement date. Before ordering, obtain from the accredited body a written answer to three concrete questions: (1) whether your specific unit/route requires a fitted, activated terminal; (2) which devices and fitting centres are approved; and (3) how the requirement differs between a legal-entity batch import and a personal single import. A Chinese-market e-call system is not an ERA-GLONASS terminal and is not accepted as one.</w:t>
+        <w:t xml:space="preserve"> rely on a media-stated reinstatement date. Before ordering, obtain from the accredited body a written answer to three concrete questions: (1) whether your specific unit/route requires a fitted, activated terminal; (2) which devices and fitting centres are approved; and (3) how the requirement differs between a legal-entity batch import and a personal single import. Do not assume that a Chinese-market e-call unit satisfies ERA-GLONASS/УВЭОС requirements — confirm compatibility and acceptance with the accredited body for the specific route rather than treating a domestic e-call system as equivalent.</w:t>
       </w:r>
     </w:p>
     <w:p>
@@ -668,34 +668,7 @@
     </w:p>
     <w:p>
       <w:r>
-        <w:t xml:space="preserve">Generic guides quote the same acronyms without resolving the deal. AutoBridge's desk produces a </w:t>
-      </w:r>
-      <w:r>
-        <w:rPr>
-          <w:b/>
-        </w:rPr>
-        <w:t>single-page "conformity holder = customs importer = invoice party" reconciliation</w:t>
-      </w:r>
-      <w:r>
-        <w:t xml:space="preserve">, maps each VIN to </w:t>
-      </w:r>
-      <w:r>
-        <w:rPr>
-          <w:b/>
-        </w:rPr>
-        <w:t>OTTC-or-SBKTS before the PI is signed</w:t>
-      </w:r>
-      <w:r>
-        <w:t xml:space="preserve">, and cross-checks the Chinese exporter against the </w:t>
-      </w:r>
-      <w:r>
-        <w:rPr>
-          <w:b/>
-        </w:rPr>
-        <w:t>current-year MOFCOM licence list and the 2026 pure-EV passenger licensing rule</w:t>
-      </w:r>
-      <w:r>
-        <w:t xml:space="preserve"> — catching the two failures (mismatched importer of record; unlicensed EV exporter) that no amount of shipping insurance fixes.</w:t>
+        <w:t>Generic guides quote the same acronyms without resolving the deal. Our editorial procurement framework recommends (i) a single-page reconciliation of the conformity holder, customs importer of record and invoice party, (ii) deciding OTTC-or-SBKTS for each VIN before the PI is signed, and (iii) checking the Chinese exporter against the current-year MOFCOM licence list and the 2026 pure-EV passenger licensing rule — the points at which a mismatch (importer of record; unlicensed EV exporter) most often blocks a shipment.</w:t>
       </w:r>
     </w:p>
     <w:p>
@@ -719,7 +692,7 @@
         <w:pStyle w:val="ListNumber"/>
       </w:pPr>
       <w:r>
-        <w:t>Establish the EAEU importer of record and use that identical entity across the OTTC/SBKTS, the contract, invoice and customs filing.</w:t>
+        <w:t>Establish the EAEU importer of record and reconcile that entity across the OTTC/SBKTS, contract, invoice and customs filing (seek written confirmation where the conformity holder differs from the consignee).</w:t>
       </w:r>
     </w:p>
     <w:p>
@@ -852,10 +825,10 @@
         <w:rPr>
           <w:b/>
         </w:rPr>
-        <w:t>Why must the importer name match everywhere?</w:t>
+        <w:t>Why reconcile the importer name across documents?</w:t>
       </w:r>
       <w:r>
-        <w:t xml:space="preserve"> The OTTC/SBKTS holder, the customs importer of record and the invoice consignee must be the same EAEU entity; mismatches block clearance and registration even when duty is paid.</w:t>
+        <w:t xml:space="preserve"> As a risk-control matter, aligning the OTTC/SBKTS holder, customs importer of record and invoice consignee avoids clearance/registration disputes; where they cannot be identical, obtain written guidance from the accredited body or customs broker on the acceptable arrangement.</w:t>
       </w:r>
     </w:p>
     <w:p>
@@ -1045,7 +1018,7 @@
               <w:rPr>
                 <w:sz w:val="20"/>
               </w:rPr>
-              <w:t>TR CU 018/2011 consolidated text (adopted by Customs Union Commission Decision No. 877, 09.12.2011)</w:t>
+              <w:t>TR CU 018/2011 consolidated regulation (index; adopted by Customs Union Commission Decision No. 877, 09.12.2011)</w:t>
             </w:r>
           </w:p>
         </w:tc>
@@ -1112,7 +1085,7 @@
               <w:rPr>
                 <w:sz w:val="20"/>
               </w:rPr>
-              <w:t>https://regulation.eaeunion.org/ (Decision 877; TR CU 018/2011)</w:t>
+              <w:t>https://regulation.eaeunion.org/ (search "ТР ТС 018/2011" / Decision 877)</w:t>
             </w:r>
           </w:p>
         </w:tc>
@@ -1187,7 +1160,7 @@
               <w:rPr>
                 <w:sz w:val="20"/>
               </w:rPr>
-              <w:t>Decision No. 877 legal text (mirror for citation)</w:t>
+              <w:t>Decision No. 877 + TR CU 018/2011 — direct consolidated full text (amended through 2026)</w:t>
             </w:r>
           </w:p>
         </w:tc>
@@ -1205,7 +1178,7 @@
               <w:rPr>
                 <w:sz w:val="20"/>
               </w:rPr>
-              <w:t>Kontur.Normativ (legal database citing the official decision)</w:t>
+              <w:t>GARANT legal database (direct reviewable document page of the official decision)</w:t>
             </w:r>
           </w:p>
         </w:tc>
@@ -1223,7 +1196,7 @@
               <w:rPr>
                 <w:sz w:val="20"/>
               </w:rPr>
-              <w:t>EAEU</w:t>
+              <w:t>EAEU/RU</w:t>
             </w:r>
           </w:p>
         </w:tc>
@@ -1241,7 +1214,7 @@
               <w:rPr>
                 <w:sz w:val="20"/>
               </w:rPr>
-              <w:t>https://normativ.kontur.ru/document?documentId=500085&amp;moduleId=9</w:t>
+              <w:t>https://base.garant.ru/483421115/</w:t>
             </w:r>
           </w:p>
         </w:tc>
@@ -1295,7 +1268,7 @@
               <w:rPr>
                 <w:sz w:val="20"/>
               </w:rPr>
-              <w:t>Decision number/date and entry into force</w:t>
+              <w:t>Direct, article-by-article text of Decision 877 / TR CU 018 incl. OTTC form annexes and amendments</w:t>
             </w:r>
           </w:p>
         </w:tc>
@@ -1882,7 +1855,7 @@
         <w:t>Author / reviewer</w:t>
       </w:r>
       <w:r>
-        <w:t>: [AutoBridge Export Sourcing Team](/authors/autobridge-export-sourcing-team/) · method per our [Editorial Policy](/about/editorial-policy/)</w:t>
+        <w:t>: [AutoBridge Export Sourcing Team](/authors/) · method per our [Editorial Policy](/editorial-policy/)</w:t>
       </w:r>
     </w:p>
     <w:p>
@@ -1897,6 +1870,15 @@
       </w:r>
       <w:r>
         <w:t xml:space="preserve">: 2026-09-02 · </w:t>
+      </w:r>
+      <w:r>
+        <w:rPr>
+          <w:b/>
+        </w:rPr>
+        <w:t>R3 (2026-09-03): entity/e-call absolutes softened to risk-control; direct Decision 877 full-text link added</w:t>
+      </w:r>
+      <w:r>
+        <w:t xml:space="preserve"> · </w:t>
       </w:r>
       <w:r>
         <w:rPr>

--- a/deliveries/2026-09-02/02_Procurement_Guides/GUIDE_20260902_01_Russia_EV_Import_EAC_OTTC.docx
+++ b/deliveries/2026-09-02/02_Procurement_Guides/GUIDE_20260902_01_Russia_EV_Import_EAC_OTTC.docx
@@ -4,7 +4,7 @@
   <w:body>
     <w:p>
       <w:pPr>
-        <w:pStyle w:val="Title"/>
+        <w:pStyle w:val="Heading1"/>
       </w:pPr>
       <w:r>
         <w:t>Importing a Chinese EV Into Russia / the EAEU: Type Approval, ERA-GLONASS and the Documents That Must Agree</w:t>
@@ -12,7 +12,7 @@
     </w:p>
     <w:p>
       <w:pPr>
-        <w:pStyle w:val="Heading1"/>
+        <w:pStyle w:val="Heading2"/>
       </w:pPr>
       <w:r>
         <w:t>SEO Metadata</w:t>
@@ -146,7 +146,7 @@
     </w:p>
     <w:p>
       <w:pPr>
-        <w:pStyle w:val="Heading1"/>
+        <w:pStyle w:val="Heading2"/>
       </w:pPr>
       <w:r>
         <w:t>The Actual Problem for a B2B Importer</w:t>
@@ -195,7 +195,7 @@
     </w:p>
     <w:p>
       <w:pPr>
-        <w:pStyle w:val="Heading1"/>
+        <w:pStyle w:val="Heading2"/>
       </w:pPr>
       <w:r>
         <w:t>The Settled Backbone: TR CU 018/2011</w:t>
@@ -226,7 +226,7 @@
     </w:p>
     <w:tbl>
       <w:tblPr>
-        <w:tblStyle w:val="TableGrid"/>
+        <w:tblStyle w:val="LightGrid-Accent1"/>
         <w:tblW w:type="auto" w:w="0"/>
         <w:tblLook w:firstColumn="1" w:firstRow="1" w:lastColumn="0" w:lastRow="0" w:noHBand="0" w:noVBand="1" w:val="04A0"/>
       </w:tblPr>
@@ -239,20 +239,9 @@
         <w:tc>
           <w:tcPr>
             <w:tcW w:type="dxa" w:w="2880"/>
-            <w:shd w:val="clear" w:fill="EAF0F6"/>
           </w:tcPr>
           <w:p>
             <w:r>
-              <w:rPr>
-                <w:b/>
-                <w:sz w:val="20"/>
-              </w:rPr>
-            </w:r>
-            <w:r>
-              <w:rPr>
-                <w:b/>
-                <w:sz w:val="20"/>
-              </w:rPr>
               <w:t>Route</w:t>
             </w:r>
           </w:p>
@@ -260,20 +249,9 @@
         <w:tc>
           <w:tcPr>
             <w:tcW w:type="dxa" w:w="2880"/>
-            <w:shd w:val="clear" w:fill="EAF0F6"/>
           </w:tcPr>
           <w:p>
             <w:r>
-              <w:rPr>
-                <w:b/>
-                <w:sz w:val="20"/>
-              </w:rPr>
-            </w:r>
-            <w:r>
-              <w:rPr>
-                <w:b/>
-                <w:sz w:val="20"/>
-              </w:rPr>
               <w:t>What it is</w:t>
             </w:r>
           </w:p>
@@ -281,20 +259,9 @@
         <w:tc>
           <w:tcPr>
             <w:tcW w:type="dxa" w:w="2880"/>
-            <w:shd w:val="clear" w:fill="EAF0F6"/>
           </w:tcPr>
           <w:p>
             <w:r>
-              <w:rPr>
-                <w:b/>
-                <w:sz w:val="20"/>
-              </w:rPr>
-            </w:r>
-            <w:r>
-              <w:rPr>
-                <w:b/>
-                <w:sz w:val="20"/>
-              </w:rPr>
               <w:t>When it fits</w:t>
             </w:r>
           </w:p>
@@ -308,20 +275,11 @@
           <w:p>
             <w:r>
               <w:rPr>
-                <w:sz w:val="20"/>
-              </w:rPr>
-            </w:r>
-            <w:r>
-              <w:rPr>
                 <w:b/>
-                <w:sz w:val="20"/>
               </w:rPr>
               <w:t>OTTC</w:t>
             </w:r>
             <w:r>
-              <w:rPr>
-                <w:sz w:val="20"/>
-              </w:rPr>
               <w:t xml:space="preserve"> — Vehicle Type Approval (Одобрение типа ТС)</w:t>
             </w:r>
           </w:p>
@@ -332,14 +290,6 @@
           </w:tcPr>
           <w:p>
             <w:r>
-              <w:rPr>
-                <w:sz w:val="20"/>
-              </w:rPr>
-            </w:r>
-            <w:r>
-              <w:rPr>
-                <w:sz w:val="20"/>
-              </w:rPr>
               <w:t>Whole-type approval for a series, held by a manufacturer or an importer of record established in the EAEU</w:t>
             </w:r>
           </w:p>
@@ -350,14 +300,6 @@
           </w:tcPr>
           <w:p>
             <w:r>
-              <w:rPr>
-                <w:sz w:val="20"/>
-              </w:rPr>
-            </w:r>
-            <w:r>
-              <w:rPr>
-                <w:sz w:val="20"/>
-              </w:rPr>
               <w:t>Repeated B2B shipments of the same model; the scalable path</w:t>
             </w:r>
           </w:p>
@@ -371,20 +313,11 @@
           <w:p>
             <w:r>
               <w:rPr>
-                <w:sz w:val="20"/>
-              </w:rPr>
-            </w:r>
-            <w:r>
-              <w:rPr>
                 <w:b/>
-                <w:sz w:val="20"/>
               </w:rPr>
               <w:t>SBKTS</w:t>
             </w:r>
             <w:r>
-              <w:rPr>
-                <w:sz w:val="20"/>
-              </w:rPr>
               <w:t xml:space="preserve"> — Single-Vehicle Safety Certificate (Свидетельство безопасности конструкции ТС)</w:t>
             </w:r>
           </w:p>
@@ -395,14 +328,6 @@
           </w:tcPr>
           <w:p>
             <w:r>
-              <w:rPr>
-                <w:sz w:val="20"/>
-              </w:rPr>
-            </w:r>
-            <w:r>
-              <w:rPr>
-                <w:sz w:val="20"/>
-              </w:rPr>
               <w:t>Per-vehicle design-safety assessment, with an EPTS issued on that basis</w:t>
             </w:r>
           </w:p>
@@ -413,20 +338,13 @@
           </w:tcPr>
           <w:p>
             <w:r>
-              <w:rPr>
-                <w:sz w:val="20"/>
-              </w:rPr>
-            </w:r>
-            <w:r>
-              <w:rPr>
-                <w:sz w:val="20"/>
-              </w:rPr>
               <w:t>Single units and used vehicles, where no OTTC covers the model</w:t>
             </w:r>
           </w:p>
         </w:tc>
       </w:tr>
     </w:tbl>
+    <w:p/>
     <w:p>
       <w:r>
         <w:t xml:space="preserve">An EV then receives an </w:t>
@@ -452,7 +370,7 @@
     </w:p>
     <w:p>
       <w:pPr>
-        <w:pStyle w:val="Heading1"/>
+        <w:pStyle w:val="Heading2"/>
       </w:pPr>
       <w:r>
         <w:t>ERA-GLONASS: a Regulation Requirement With Changing Implementation Details</w:t>
@@ -492,7 +410,7 @@
     </w:p>
     <w:p>
       <w:pPr>
-        <w:pStyle w:val="Heading1"/>
+        <w:pStyle w:val="Heading2"/>
       </w:pPr>
       <w:r>
         <w:t>Duties, VAT, Utilisation Fee and Routing: Verify — Do Not Quote Media Numbers</w:t>
@@ -588,7 +506,7 @@
     </w:p>
     <w:p>
       <w:pPr>
-        <w:pStyle w:val="Heading1"/>
+        <w:pStyle w:val="Heading2"/>
       </w:pPr>
       <w:r>
         <w:t>The China Side: the 2026 Export-Licence Rule Is Now Official</w:t>
@@ -660,7 +578,7 @@
     </w:p>
     <w:p>
       <w:pPr>
-        <w:pStyle w:val="Heading1"/>
+        <w:pStyle w:val="Heading2"/>
       </w:pPr>
       <w:r>
         <w:t>What AutoBridge Adds Beyond a Compliance Summary</w:t>
@@ -673,7 +591,7 @@
     </w:p>
     <w:p>
       <w:pPr>
-        <w:pStyle w:val="Heading1"/>
+        <w:pStyle w:val="Heading2"/>
       </w:pPr>
       <w:r>
         <w:t>Operating Sequence</w:t>
@@ -738,7 +656,7 @@
     </w:p>
     <w:p>
       <w:pPr>
-        <w:pStyle w:val="Heading1"/>
+        <w:pStyle w:val="Heading2"/>
       </w:pPr>
       <w:r>
         <w:t>Points to Hold Back From a Customer Quote Until Confirmed</w:t>
@@ -778,7 +696,7 @@
     </w:p>
     <w:p>
       <w:pPr>
-        <w:pStyle w:val="Heading1"/>
+        <w:pStyle w:val="Heading2"/>
       </w:pPr>
       <w:r>
         <w:t>Frequently Asked Questions</w:t>
@@ -792,8 +710,10 @@
         <w:t>Does a Chinese EV need EAEU type approval?</w:t>
       </w:r>
       <w:r>
-        <w:t xml:space="preserve"> Yes — ordinary road EVs are within the mandatory scope of TR CU 018/2011 (Customs Union Commission Decision No. 877, 2011); choose OTTC for batches or SBKTS for single/used units. </w:t>
+        <w:t xml:space="preserve"> Yes — ordinary road EVs are within the mandatory scope of TR CU 018/2011 (Customs Union Commission Decision No. 877, 2011); choose OTTC for batches or SBKTS for single/used units.</w:t>
       </w:r>
+    </w:p>
+    <w:p>
       <w:r>
         <w:rPr>
           <w:b/>
@@ -801,8 +721,10 @@
         <w:t>Is ERA-GLONASS mandatory?</w:t>
       </w:r>
       <w:r>
-        <w:t xml:space="preserve"> The emergency-call requirement for M/N vehicles sits in TR CU 018/2011; the exact treatment of single/personal imports changes by implementing decision, so confirm the current requirement and approved fitment with an accredited body for your route. </w:t>
+        <w:t xml:space="preserve"> The emergency-call requirement for M/N vehicles sits in TR CU 018/2011; the exact treatment of single/personal imports changes by implementing decision, so confirm the current requirement and approved fitment with an accredited body for your route.</w:t>
       </w:r>
+    </w:p>
+    <w:p>
       <w:r>
         <w:rPr>
           <w:b/>
@@ -810,8 +732,10 @@
         <w:t>What is the EV import duty?</w:t>
       </w:r>
       <w:r>
-        <w:t xml:space="preserve"> This article does not state a percentage: Russian-language sources conflict (zero vs a high 2026 rate) and no FTS/EEC primary decision was captured. Classify HS 8703.80 and confirm the live rate before pricing. </w:t>
+        <w:t xml:space="preserve"> This article does not state a percentage: Russian-language sources conflict (zero vs a high 2026 rate) and no FTS/EEC primary decision was captured. Classify HS 8703.80 and confirm the live rate before pricing.</w:t>
       </w:r>
+    </w:p>
+    <w:p>
       <w:r>
         <w:rPr>
           <w:b/>
@@ -819,8 +743,10 @@
         <w:t>What changed on the China side in 2026?</w:t>
       </w:r>
       <w:r>
-        <w:t xml:space="preserve"> From 1 January 2026 pure-electric passenger vehicles are under an export-licence regime (joint Announcement No. 54), and exporters must qualify under the 2026 MOFCOM application/list process. </w:t>
+        <w:t xml:space="preserve"> From 1 January 2026 pure-electric passenger vehicles are under an export-licence regime (joint Announcement No. 54), and exporters must qualify under the 2026 MOFCOM application/list process.</w:t>
       </w:r>
+    </w:p>
+    <w:p>
       <w:r>
         <w:rPr>
           <w:b/>
@@ -833,7 +759,255 @@
     </w:p>
     <w:p>
       <w:pPr>
-        <w:pStyle w:val="Heading1"/>
+        <w:pStyle w:val="Heading2"/>
+      </w:pPr>
+      <w:r>
+        <w:t>Image Record</w:t>
+      </w:r>
+    </w:p>
+    <w:p>
+      <w:pPr>
+        <w:pStyle w:val="ListBullet"/>
+      </w:pPr>
+      <w:r>
+        <w:t>IMAGE_ASSET_PATH: none secured in repository</w:t>
+      </w:r>
+    </w:p>
+    <w:p>
+      <w:pPr>
+        <w:pStyle w:val="ListBullet"/>
+      </w:pPr>
+      <w:r>
+        <w:t>ORIGINAL_IMAGE_URL: not captured</w:t>
+      </w:r>
+    </w:p>
+    <w:p>
+      <w:pPr>
+        <w:pStyle w:val="ListBullet"/>
+      </w:pPr>
+      <w:r>
+        <w:t>SOURCE_PAGE: not captured</w:t>
+      </w:r>
+    </w:p>
+    <w:p>
+      <w:pPr>
+        <w:pStyle w:val="ListBullet"/>
+      </w:pPr>
+      <w:r>
+        <w:t>RIGHTS_HOLDER: unconfirmed</w:t>
+      </w:r>
+    </w:p>
+    <w:p>
+      <w:pPr>
+        <w:pStyle w:val="ListBullet"/>
+      </w:pPr>
+      <w:r>
+        <w:t>LICENSE: none secured — no third-party image may be published until rights are cleared</w:t>
+      </w:r>
+    </w:p>
+    <w:p>
+      <w:pPr>
+        <w:pStyle w:val="ListBullet"/>
+      </w:pPr>
+      <w:r>
+        <w:t>CHECKED_DATE: 2026-09-05</w:t>
+      </w:r>
+    </w:p>
+    <w:p>
+      <w:pPr>
+        <w:pStyle w:val="ListBullet"/>
+      </w:pPr>
+      <w:r>
+        <w:t>MODEL_TOPIC_MATCH: must match the exact model/version (or the guide topic) and reference market above</w:t>
+      </w:r>
+    </w:p>
+    <w:p>
+      <w:pPr>
+        <w:pStyle w:val="ListBullet"/>
+      </w:pPr>
+      <w:r>
+        <w:t>IMAGE_RIGHTS_STATUS: FAIL (no licensed asset captured; a placeholder or “retain old image” note is not accepted)</w:t>
+      </w:r>
+    </w:p>
+    <w:p>
+      <w:pPr>
+        <w:pStyle w:val="ListBullet"/>
+      </w:pPr>
+      <w:r>
+        <w:t>ALT by language:</w:t>
+      </w:r>
+    </w:p>
+    <w:p>
+      <w:pPr>
+        <w:pStyle w:val="ListBullet"/>
+      </w:pPr>
+      <w:r>
+        <w:rPr>
+          <w:b/>
+        </w:rPr>
+        <w:t>EN</w:t>
+      </w:r>
+      <w:r>
+        <w:t>: AutoBridge export-buyer reference — Russia / EAEU EV import approval, vehicle-export procurement guide</w:t>
+      </w:r>
+    </w:p>
+    <w:p>
+      <w:pPr>
+        <w:pStyle w:val="ListBullet"/>
+      </w:pPr>
+      <w:r>
+        <w:rPr>
+          <w:b/>
+        </w:rPr>
+        <w:t>FR</w:t>
+      </w:r>
+      <w:r>
+        <w:t>: Référence AutoBridge pour acheteurs export — Russia / EAEU EV import approval, guide d’achat à l’export automobile</w:t>
+      </w:r>
+    </w:p>
+    <w:p>
+      <w:pPr>
+        <w:pStyle w:val="ListBullet"/>
+      </w:pPr>
+      <w:r>
+        <w:rPr>
+          <w:b/>
+        </w:rPr>
+        <w:t>DE</w:t>
+      </w:r>
+      <w:r>
+        <w:t>: AutoBridge-Referenz für Exportkäufer — Russia / EAEU EV import approval, Leitfaden für Fahrzeugexport-Einkauf</w:t>
+      </w:r>
+    </w:p>
+    <w:p>
+      <w:pPr>
+        <w:pStyle w:val="ListBullet"/>
+      </w:pPr>
+      <w:r>
+        <w:rPr>
+          <w:b/>
+        </w:rPr>
+        <w:t>ES</w:t>
+      </w:r>
+      <w:r>
+        <w:t>: Referencia AutoBridge para compradores de exportación — Russia / EAEU EV import approval, guía de compras para exportación de vehículos</w:t>
+      </w:r>
+    </w:p>
+    <w:p>
+      <w:pPr>
+        <w:pStyle w:val="ListBullet"/>
+      </w:pPr>
+      <w:r>
+        <w:rPr>
+          <w:b/>
+        </w:rPr>
+        <w:t>PT</w:t>
+      </w:r>
+      <w:r>
+        <w:t>: Referência AutoBridge para compradores de exportação — Russia / EAEU EV import approval, guia de compras para exportação de veículos</w:t>
+      </w:r>
+    </w:p>
+    <w:p>
+      <w:pPr>
+        <w:pStyle w:val="ListBullet"/>
+      </w:pPr>
+      <w:r>
+        <w:rPr>
+          <w:b/>
+        </w:rPr>
+        <w:t>JA</w:t>
+      </w:r>
+      <w:r>
+        <w:t>: AutoBridge 輸出バイヤー向けリファレンス｜Russia / EAEU EV import approval, 自動車輸出 調達ガイド</w:t>
+      </w:r>
+    </w:p>
+    <w:p>
+      <w:pPr>
+        <w:pStyle w:val="ListBullet"/>
+      </w:pPr>
+      <w:r>
+        <w:rPr>
+          <w:b/>
+        </w:rPr>
+        <w:t>KO</w:t>
+      </w:r>
+      <w:r>
+        <w:t>: AutoBridge 수출 바이어 참고 자료｜Russia / EAEU EV import approval, 자동차 수출 조달 가이드</w:t>
+      </w:r>
+    </w:p>
+    <w:p>
+      <w:pPr>
+        <w:pStyle w:val="ListBullet"/>
+      </w:pPr>
+      <w:r>
+        <w:rPr>
+          <w:b/>
+        </w:rPr>
+        <w:t>VI</w:t>
+      </w:r>
+      <w:r>
+        <w:t>: Tài liệu tham khảo AutoBridge cho người mua xuất khẩu — Russia / EAEU EV import approval, hướng dẫn thu mua xuất khẩu xe</w:t>
+      </w:r>
+    </w:p>
+    <w:p>
+      <w:pPr>
+        <w:pStyle w:val="ListBullet"/>
+      </w:pPr>
+      <w:r>
+        <w:rPr>
+          <w:b/>
+        </w:rPr>
+        <w:t>TH</w:t>
+      </w:r>
+      <w:r>
+        <w:t>: เอกสารอ้างอิง AutoBridge สำหรับผู้ซื้อเพื่อการส่งออก — Russia / EAEU EV import approval, คู่มือจัดซื้อเพื่อการส่งออกยานยนต์</w:t>
+      </w:r>
+    </w:p>
+    <w:p>
+      <w:pPr>
+        <w:pStyle w:val="ListBullet"/>
+      </w:pPr>
+      <w:r>
+        <w:rPr>
+          <w:b/>
+        </w:rPr>
+        <w:t>ID</w:t>
+      </w:r>
+      <w:r>
+        <w:t>: Referensi AutoBridge untuk pembeli ekspor — Russia / EAEU EV import approval, panduan pengadaan ekspor kendaraan</w:t>
+      </w:r>
+    </w:p>
+    <w:p>
+      <w:pPr>
+        <w:pStyle w:val="ListBullet"/>
+      </w:pPr>
+      <w:r>
+        <w:rPr>
+          <w:b/>
+        </w:rPr>
+        <w:t>AR</w:t>
+      </w:r>
+      <w:r>
+        <w:t>: مرجع AutoBridge لمشتري التصدير — Russia / EAEU EV import approval, دليل مشتريات تصدير المركبات</w:t>
+      </w:r>
+    </w:p>
+    <w:p>
+      <w:pPr>
+        <w:pStyle w:val="ListBullet"/>
+      </w:pPr>
+      <w:r>
+        <w:rPr>
+          <w:b/>
+        </w:rPr>
+        <w:t>ZH</w:t>
+      </w:r>
+      <w:r>
+        <w:t>: AutoBridge 出口采购参考｜Russia / EAEU EV import approval, 汽车出口采购指南</w:t>
+      </w:r>
+    </w:p>
+    <w:p>
+      <w:pPr>
+        <w:pStyle w:val="Heading2"/>
       </w:pPr>
       <w:r>
         <w:t>Sources &amp; Verification</w:t>
@@ -841,7 +1015,7 @@
     </w:p>
     <w:tbl>
       <w:tblPr>
-        <w:tblStyle w:val="TableGrid"/>
+        <w:tblStyle w:val="LightGrid-Accent1"/>
         <w:tblW w:type="auto" w:w="0"/>
         <w:tblLook w:firstColumn="1" w:firstRow="1" w:lastColumn="0" w:lastRow="0" w:noHBand="0" w:noVBand="1" w:val="04A0"/>
       </w:tblPr>
@@ -858,20 +1032,9 @@
         <w:tc>
           <w:tcPr>
             <w:tcW w:type="dxa" w:w="1234"/>
-            <w:shd w:val="clear" w:fill="EAF0F6"/>
           </w:tcPr>
           <w:p>
             <w:r>
-              <w:rPr>
-                <w:b/>
-                <w:sz w:val="20"/>
-              </w:rPr>
-            </w:r>
-            <w:r>
-              <w:rPr>
-                <w:b/>
-                <w:sz w:val="20"/>
-              </w:rPr>
               <w:t>Source title</w:t>
             </w:r>
           </w:p>
@@ -879,20 +1042,9 @@
         <w:tc>
           <w:tcPr>
             <w:tcW w:type="dxa" w:w="1234"/>
-            <w:shd w:val="clear" w:fill="EAF0F6"/>
           </w:tcPr>
           <w:p>
             <w:r>
-              <w:rPr>
-                <w:b/>
-                <w:sz w:val="20"/>
-              </w:rPr>
-            </w:r>
-            <w:r>
-              <w:rPr>
-                <w:b/>
-                <w:sz w:val="20"/>
-              </w:rPr>
               <w:t>Organization</w:t>
             </w:r>
           </w:p>
@@ -900,20 +1052,9 @@
         <w:tc>
           <w:tcPr>
             <w:tcW w:type="dxa" w:w="1234"/>
-            <w:shd w:val="clear" w:fill="EAF0F6"/>
           </w:tcPr>
           <w:p>
             <w:r>
-              <w:rPr>
-                <w:b/>
-                <w:sz w:val="20"/>
-              </w:rPr>
-            </w:r>
-            <w:r>
-              <w:rPr>
-                <w:b/>
-                <w:sz w:val="20"/>
-              </w:rPr>
               <w:t>Market</w:t>
             </w:r>
           </w:p>
@@ -921,20 +1062,9 @@
         <w:tc>
           <w:tcPr>
             <w:tcW w:type="dxa" w:w="1234"/>
-            <w:shd w:val="clear" w:fill="EAF0F6"/>
           </w:tcPr>
           <w:p>
             <w:r>
-              <w:rPr>
-                <w:b/>
-                <w:sz w:val="20"/>
-              </w:rPr>
-            </w:r>
-            <w:r>
-              <w:rPr>
-                <w:b/>
-                <w:sz w:val="20"/>
-              </w:rPr>
               <w:t>URL</w:t>
             </w:r>
           </w:p>
@@ -942,20 +1072,9 @@
         <w:tc>
           <w:tcPr>
             <w:tcW w:type="dxa" w:w="1234"/>
-            <w:shd w:val="clear" w:fill="EAF0F6"/>
           </w:tcPr>
           <w:p>
             <w:r>
-              <w:rPr>
-                <w:b/>
-                <w:sz w:val="20"/>
-              </w:rPr>
-            </w:r>
-            <w:r>
-              <w:rPr>
-                <w:b/>
-                <w:sz w:val="20"/>
-              </w:rPr>
               <w:t>Checked</w:t>
             </w:r>
           </w:p>
@@ -963,20 +1082,9 @@
         <w:tc>
           <w:tcPr>
             <w:tcW w:type="dxa" w:w="1234"/>
-            <w:shd w:val="clear" w:fill="EAF0F6"/>
           </w:tcPr>
           <w:p>
             <w:r>
-              <w:rPr>
-                <w:b/>
-                <w:sz w:val="20"/>
-              </w:rPr>
-            </w:r>
-            <w:r>
-              <w:rPr>
-                <w:b/>
-                <w:sz w:val="20"/>
-              </w:rPr>
               <w:t>Confidence</w:t>
             </w:r>
           </w:p>
@@ -984,20 +1092,9 @@
         <w:tc>
           <w:tcPr>
             <w:tcW w:type="dxa" w:w="1234"/>
-            <w:shd w:val="clear" w:fill="EAF0F6"/>
           </w:tcPr>
           <w:p>
             <w:r>
-              <w:rPr>
-                <w:b/>
-                <w:sz w:val="20"/>
-              </w:rPr>
-            </w:r>
-            <w:r>
-              <w:rPr>
-                <w:b/>
-                <w:sz w:val="20"/>
-              </w:rPr>
               <w:t>Supported facts</w:t>
             </w:r>
           </w:p>
@@ -1010,14 +1107,6 @@
           </w:tcPr>
           <w:p>
             <w:r>
-              <w:rPr>
-                <w:sz w:val="20"/>
-              </w:rPr>
-            </w:r>
-            <w:r>
-              <w:rPr>
-                <w:sz w:val="20"/>
-              </w:rPr>
               <w:t>TR CU 018/2011 consolidated regulation (index; adopted by Customs Union Commission Decision No. 877, 09.12.2011)</w:t>
             </w:r>
           </w:p>
@@ -1028,27 +1117,15 @@
           </w:tcPr>
           <w:p>
             <w:r>
-              <w:rPr>
-                <w:sz w:val="20"/>
-              </w:rPr>
-            </w:r>
-            <w:r>
-              <w:rPr>
-                <w:sz w:val="20"/>
-              </w:rPr>
               <w:t>Eurasian Economic Union legal register (</w:t>
             </w:r>
             <w:r>
               <w:rPr>
                 <w:b/>
-                <w:sz w:val="20"/>
               </w:rPr>
               <w:t>regulator official</w:t>
             </w:r>
             <w:r>
-              <w:rPr>
-                <w:sz w:val="20"/>
-              </w:rPr>
               <w:t>)</w:t>
             </w:r>
           </w:p>
@@ -1059,14 +1136,6 @@
           </w:tcPr>
           <w:p>
             <w:r>
-              <w:rPr>
-                <w:sz w:val="20"/>
-              </w:rPr>
-            </w:r>
-            <w:r>
-              <w:rPr>
-                <w:sz w:val="20"/>
-              </w:rPr>
               <w:t>EAEU</w:t>
             </w:r>
           </w:p>
@@ -1077,14 +1146,6 @@
           </w:tcPr>
           <w:p>
             <w:r>
-              <w:rPr>
-                <w:sz w:val="20"/>
-              </w:rPr>
-            </w:r>
-            <w:r>
-              <w:rPr>
-                <w:sz w:val="20"/>
-              </w:rPr>
               <w:t>https://regulation.eaeunion.org/ (search "ТР ТС 018/2011" / Decision 877)</w:t>
             </w:r>
           </w:p>
@@ -1095,14 +1156,6 @@
           </w:tcPr>
           <w:p>
             <w:r>
-              <w:rPr>
-                <w:sz w:val="20"/>
-              </w:rPr>
-            </w:r>
-            <w:r>
-              <w:rPr>
-                <w:sz w:val="20"/>
-              </w:rPr>
               <w:t>2026-09-03</w:t>
             </w:r>
           </w:p>
@@ -1114,13 +1167,7 @@
           <w:p>
             <w:r>
               <w:rPr>
-                <w:sz w:val="20"/>
-              </w:rPr>
-            </w:r>
-            <w:r>
-              <w:rPr>
                 <w:b/>
-                <w:sz w:val="20"/>
               </w:rPr>
               <w:t>VERIFIED</w:t>
             </w:r>
@@ -1132,14 +1179,6 @@
           </w:tcPr>
           <w:p>
             <w:r>
-              <w:rPr>
-                <w:sz w:val="20"/>
-              </w:rPr>
-            </w:r>
-            <w:r>
-              <w:rPr>
-                <w:sz w:val="20"/>
-              </w:rPr>
               <w:t>Regulation scope (L/M/N/O), adoption decision, in-force date, ERA-GLONASS framework</w:t>
             </w:r>
           </w:p>
@@ -1152,14 +1191,6 @@
           </w:tcPr>
           <w:p>
             <w:r>
-              <w:rPr>
-                <w:sz w:val="20"/>
-              </w:rPr>
-            </w:r>
-            <w:r>
-              <w:rPr>
-                <w:sz w:val="20"/>
-              </w:rPr>
               <w:t>Decision No. 877 + TR CU 018/2011 — direct consolidated full text (amended through 2026)</w:t>
             </w:r>
           </w:p>
@@ -1170,14 +1201,6 @@
           </w:tcPr>
           <w:p>
             <w:r>
-              <w:rPr>
-                <w:sz w:val="20"/>
-              </w:rPr>
-            </w:r>
-            <w:r>
-              <w:rPr>
-                <w:sz w:val="20"/>
-              </w:rPr>
               <w:t>GARANT legal database (direct reviewable document page of the official decision)</w:t>
             </w:r>
           </w:p>
@@ -1188,14 +1211,6 @@
           </w:tcPr>
           <w:p>
             <w:r>
-              <w:rPr>
-                <w:sz w:val="20"/>
-              </w:rPr>
-            </w:r>
-            <w:r>
-              <w:rPr>
-                <w:sz w:val="20"/>
-              </w:rPr>
               <w:t>EAEU/RU</w:t>
             </w:r>
           </w:p>
@@ -1206,14 +1221,6 @@
           </w:tcPr>
           <w:p>
             <w:r>
-              <w:rPr>
-                <w:sz w:val="20"/>
-              </w:rPr>
-            </w:r>
-            <w:r>
-              <w:rPr>
-                <w:sz w:val="20"/>
-              </w:rPr>
               <w:t>https://base.garant.ru/483421115/</w:t>
             </w:r>
           </w:p>
@@ -1224,14 +1231,6 @@
           </w:tcPr>
           <w:p>
             <w:r>
-              <w:rPr>
-                <w:sz w:val="20"/>
-              </w:rPr>
-            </w:r>
-            <w:r>
-              <w:rPr>
-                <w:sz w:val="20"/>
-              </w:rPr>
               <w:t>2026-09-03</w:t>
             </w:r>
           </w:p>
@@ -1242,14 +1241,6 @@
           </w:tcPr>
           <w:p>
             <w:r>
-              <w:rPr>
-                <w:sz w:val="20"/>
-              </w:rPr>
-            </w:r>
-            <w:r>
-              <w:rPr>
-                <w:sz w:val="20"/>
-              </w:rPr>
               <w:t>CROSS_CHECKED</w:t>
             </w:r>
           </w:p>
@@ -1260,14 +1251,6 @@
           </w:tcPr>
           <w:p>
             <w:r>
-              <w:rPr>
-                <w:sz w:val="20"/>
-              </w:rPr>
-            </w:r>
-            <w:r>
-              <w:rPr>
-                <w:sz w:val="20"/>
-              </w:rPr>
               <w:t>Direct, article-by-article text of Decision 877 / TR CU 018 incl. OTTC form annexes and amendments</w:t>
             </w:r>
           </w:p>
@@ -1280,14 +1263,6 @@
           </w:tcPr>
           <w:p>
             <w:r>
-              <w:rPr>
-                <w:sz w:val="20"/>
-              </w:rPr>
-            </w:r>
-            <w:r>
-              <w:rPr>
-                <w:sz w:val="20"/>
-              </w:rPr>
               <w:t>2026 automobile/motorcycle export-licence application notice (商办贸函〔2025〕408号)</w:t>
             </w:r>
           </w:p>
@@ -1298,27 +1273,15 @@
           </w:tcPr>
           <w:p>
             <w:r>
-              <w:rPr>
-                <w:sz w:val="20"/>
-              </w:rPr>
-            </w:r>
-            <w:r>
-              <w:rPr>
-                <w:sz w:val="20"/>
-              </w:rPr>
               <w:t>MOFCOM (</w:t>
             </w:r>
             <w:r>
               <w:rPr>
                 <w:b/>
-                <w:sz w:val="20"/>
               </w:rPr>
               <w:t>government official</w:t>
             </w:r>
             <w:r>
-              <w:rPr>
-                <w:sz w:val="20"/>
-              </w:rPr>
               <w:t>)</w:t>
             </w:r>
           </w:p>
@@ -1329,14 +1292,6 @@
           </w:tcPr>
           <w:p>
             <w:r>
-              <w:rPr>
-                <w:sz w:val="20"/>
-              </w:rPr>
-            </w:r>
-            <w:r>
-              <w:rPr>
-                <w:sz w:val="20"/>
-              </w:rPr>
               <w:t>CN</w:t>
             </w:r>
           </w:p>
@@ -1347,14 +1302,6 @@
           </w:tcPr>
           <w:p>
             <w:r>
-              <w:rPr>
-                <w:sz w:val="20"/>
-              </w:rPr>
-            </w:r>
-            <w:r>
-              <w:rPr>
-                <w:sz w:val="20"/>
-              </w:rPr>
               <w:t>https://www.mofcom.gov.cn/zwgk/zcfb/art/2025/art_7c50d6688ca34d1786a1bfd2ccde7d19.html</w:t>
             </w:r>
           </w:p>
@@ -1365,14 +1312,6 @@
           </w:tcPr>
           <w:p>
             <w:r>
-              <w:rPr>
-                <w:sz w:val="20"/>
-              </w:rPr>
-            </w:r>
-            <w:r>
-              <w:rPr>
-                <w:sz w:val="20"/>
-              </w:rPr>
               <w:t>2026-09-03</w:t>
             </w:r>
           </w:p>
@@ -1384,13 +1323,7 @@
           <w:p>
             <w:r>
               <w:rPr>
-                <w:sz w:val="20"/>
-              </w:rPr>
-            </w:r>
-            <w:r>
-              <w:rPr>
                 <w:b/>
-                <w:sz w:val="20"/>
               </w:rPr>
               <w:t>VERIFIED</w:t>
             </w:r>
@@ -1402,14 +1335,6 @@
           </w:tcPr>
           <w:p>
             <w:r>
-              <w:rPr>
-                <w:sz w:val="20"/>
-              </w:rPr>
-            </w:r>
-            <w:r>
-              <w:rPr>
-                <w:sz w:val="20"/>
-              </w:rPr>
               <w:t>2026 application system/process, local review, qualified list</w:t>
             </w:r>
           </w:p>
@@ -1422,14 +1347,6 @@
           </w:tcPr>
           <w:p>
             <w:r>
-              <w:rPr>
-                <w:sz w:val="20"/>
-              </w:rPr>
-            </w:r>
-            <w:r>
-              <w:rPr>
-                <w:sz w:val="20"/>
-              </w:rPr>
               <w:t>Pure-EV passenger export licensing (Announcement No. 54, 2025; from 2026-01-01, HS 8703801090)</w:t>
             </w:r>
           </w:p>
@@ -1440,27 +1357,15 @@
           </w:tcPr>
           <w:p>
             <w:r>
-              <w:rPr>
-                <w:sz w:val="20"/>
-              </w:rPr>
-            </w:r>
-            <w:r>
-              <w:rPr>
-                <w:sz w:val="20"/>
-              </w:rPr>
               <w:t>MOFCOM / MIIT / GAC / SAMR (</w:t>
             </w:r>
             <w:r>
               <w:rPr>
                 <w:b/>
-                <w:sz w:val="20"/>
               </w:rPr>
               <w:t>government official</w:t>
             </w:r>
             <w:r>
-              <w:rPr>
-                <w:sz w:val="20"/>
-              </w:rPr>
               <w:t>)</w:t>
             </w:r>
           </w:p>
@@ -1471,14 +1376,6 @@
           </w:tcPr>
           <w:p>
             <w:r>
-              <w:rPr>
-                <w:sz w:val="20"/>
-              </w:rPr>
-            </w:r>
-            <w:r>
-              <w:rPr>
-                <w:sz w:val="20"/>
-              </w:rPr>
               <w:t>CN</w:t>
             </w:r>
           </w:p>
@@ -1489,14 +1386,6 @@
           </w:tcPr>
           <w:p>
             <w:r>
-              <w:rPr>
-                <w:sz w:val="20"/>
-              </w:rPr>
-            </w:r>
-            <w:r>
-              <w:rPr>
-                <w:sz w:val="20"/>
-              </w:rPr>
               <w:t>https://wms.mofcom.gov.cn/zcfb/wmgl/art/2025/art_4fffefa930ec42c1875859eac89ff1e4.html</w:t>
             </w:r>
           </w:p>
@@ -1507,14 +1396,6 @@
           </w:tcPr>
           <w:p>
             <w:r>
-              <w:rPr>
-                <w:sz w:val="20"/>
-              </w:rPr>
-            </w:r>
-            <w:r>
-              <w:rPr>
-                <w:sz w:val="20"/>
-              </w:rPr>
               <w:t>2026-09-03</w:t>
             </w:r>
           </w:p>
@@ -1526,13 +1407,7 @@
           <w:p>
             <w:r>
               <w:rPr>
-                <w:sz w:val="20"/>
-              </w:rPr>
-            </w:r>
-            <w:r>
-              <w:rPr>
                 <w:b/>
-                <w:sz w:val="20"/>
               </w:rPr>
               <w:t>VERIFIED</w:t>
             </w:r>
@@ -1544,14 +1419,6 @@
           </w:tcPr>
           <w:p>
             <w:r>
-              <w:rPr>
-                <w:sz w:val="20"/>
-              </w:rPr>
-            </w:r>
-            <w:r>
-              <w:rPr>
-                <w:sz w:val="20"/>
-              </w:rPr>
               <w:t>2026 EV export-licence regime and HS reference</w:t>
             </w:r>
           </w:p>
@@ -1564,14 +1431,6 @@
           </w:tcPr>
           <w:p>
             <w:r>
-              <w:rPr>
-                <w:sz w:val="20"/>
-              </w:rPr>
-            </w:r>
-            <w:r>
-              <w:rPr>
-                <w:sz w:val="20"/>
-              </w:rPr>
               <w:t>2026 qualified export-licence enterprise list</w:t>
             </w:r>
           </w:p>
@@ -1582,27 +1441,15 @@
           </w:tcPr>
           <w:p>
             <w:r>
-              <w:rPr>
-                <w:sz w:val="20"/>
-              </w:rPr>
-            </w:r>
-            <w:r>
-              <w:rPr>
-                <w:sz w:val="20"/>
-              </w:rPr>
               <w:t>MOFCOM Foreign Trade Dept (</w:t>
             </w:r>
             <w:r>
               <w:rPr>
                 <w:b/>
-                <w:sz w:val="20"/>
               </w:rPr>
               <w:t>government official</w:t>
             </w:r>
             <w:r>
-              <w:rPr>
-                <w:sz w:val="20"/>
-              </w:rPr>
               <w:t>)</w:t>
             </w:r>
           </w:p>
@@ -1613,14 +1460,6 @@
           </w:tcPr>
           <w:p>
             <w:r>
-              <w:rPr>
-                <w:sz w:val="20"/>
-              </w:rPr>
-            </w:r>
-            <w:r>
-              <w:rPr>
-                <w:sz w:val="20"/>
-              </w:rPr>
               <w:t>CN</w:t>
             </w:r>
           </w:p>
@@ -1631,14 +1470,6 @@
           </w:tcPr>
           <w:p>
             <w:r>
-              <w:rPr>
-                <w:sz w:val="20"/>
-              </w:rPr>
-            </w:r>
-            <w:r>
-              <w:rPr>
-                <w:sz w:val="20"/>
-              </w:rPr>
               <w:t>http://wms.mofcom.gov.cn/zcfb/wmgl/art/2025/art_6685d244c4f4429e9a749a1a9f34bf19.html</w:t>
             </w:r>
           </w:p>
@@ -1649,14 +1480,6 @@
           </w:tcPr>
           <w:p>
             <w:r>
-              <w:rPr>
-                <w:sz w:val="20"/>
-              </w:rPr>
-            </w:r>
-            <w:r>
-              <w:rPr>
-                <w:sz w:val="20"/>
-              </w:rPr>
               <w:t>2026-09-03</w:t>
             </w:r>
           </w:p>
@@ -1668,13 +1491,7 @@
           <w:p>
             <w:r>
               <w:rPr>
-                <w:sz w:val="20"/>
-              </w:rPr>
-            </w:r>
-            <w:r>
-              <w:rPr>
                 <w:b/>
-                <w:sz w:val="20"/>
               </w:rPr>
               <w:t>VERIFIED</w:t>
             </w:r>
@@ -1686,14 +1503,6 @@
           </w:tcPr>
           <w:p>
             <w:r>
-              <w:rPr>
-                <w:sz w:val="20"/>
-              </w:rPr>
-            </w:r>
-            <w:r>
-              <w:rPr>
-                <w:sz w:val="20"/>
-              </w:rPr>
               <w:t>Current-year qualified-enterprise list</w:t>
             </w:r>
           </w:p>
@@ -1706,14 +1515,6 @@
           </w:tcPr>
           <w:p>
             <w:r>
-              <w:rPr>
-                <w:sz w:val="20"/>
-              </w:rPr>
-            </w:r>
-            <w:r>
-              <w:rPr>
-                <w:sz w:val="20"/>
-              </w:rPr>
               <w:t>EV customs clearance / SBKTS / EPTS process (background)</w:t>
             </w:r>
           </w:p>
@@ -1724,14 +1525,6 @@
           </w:tcPr>
           <w:p>
             <w:r>
-              <w:rPr>
-                <w:sz w:val="20"/>
-              </w:rPr>
-            </w:r>
-            <w:r>
-              <w:rPr>
-                <w:sz w:val="20"/>
-              </w:rPr>
               <w:t>Russian-language industry outlets (BATTKA, FindCert; media)</w:t>
             </w:r>
           </w:p>
@@ -1742,14 +1535,6 @@
           </w:tcPr>
           <w:p>
             <w:r>
-              <w:rPr>
-                <w:sz w:val="20"/>
-              </w:rPr>
-            </w:r>
-            <w:r>
-              <w:rPr>
-                <w:sz w:val="20"/>
-              </w:rPr>
               <w:t>RU</w:t>
             </w:r>
           </w:p>
@@ -1760,14 +1545,6 @@
           </w:tcPr>
           <w:p>
             <w:r>
-              <w:rPr>
-                <w:sz w:val="20"/>
-              </w:rPr>
-            </w:r>
-            <w:r>
-              <w:rPr>
-                <w:sz w:val="20"/>
-              </w:rPr>
               <w:t>https://findcert.ru/news/rastamozhka-elektromobilya-v-rossii/</w:t>
             </w:r>
           </w:p>
@@ -1778,14 +1555,6 @@
           </w:tcPr>
           <w:p>
             <w:r>
-              <w:rPr>
-                <w:sz w:val="20"/>
-              </w:rPr>
-            </w:r>
-            <w:r>
-              <w:rPr>
-                <w:sz w:val="20"/>
-              </w:rPr>
               <w:t>2026-09-03</w:t>
             </w:r>
           </w:p>
@@ -1796,14 +1565,6 @@
           </w:tcPr>
           <w:p>
             <w:r>
-              <w:rPr>
-                <w:sz w:val="20"/>
-              </w:rPr>
-            </w:r>
-            <w:r>
-              <w:rPr>
-                <w:sz w:val="20"/>
-              </w:rPr>
               <w:t>SINGLE_SOURCE</w:t>
             </w:r>
           </w:p>
@@ -1814,31 +1575,21 @@
           </w:tcPr>
           <w:p>
             <w:r>
-              <w:rPr>
-                <w:sz w:val="20"/>
-              </w:rPr>
-            </w:r>
-            <w:r>
-              <w:rPr>
-                <w:sz w:val="20"/>
-              </w:rPr>
               <w:t>OTTC/SBKTS/EPTS process background; duty figures NOT adopted (conflict)</w:t>
             </w:r>
           </w:p>
         </w:tc>
       </w:tr>
     </w:tbl>
+    <w:p/>
     <w:p>
       <w:r>
-        <w:rPr>
-          <w:i/>
-        </w:rPr>
-        <w:t>Confidence note: the regulatory backbone (TR CU 018 / Decision 877) and the China 2026 export-licence rule are VERIFIED from regulator/government sources. Specific EV duty percentages, VAT/utilisation-fee numbers, personal-import ERA-GLONASS reinstatement dates and any no-transit rule were NOT supported by a captured FTS/EEC primary source, conflict across media, and are deliberately left as verification items rather than stated as fact.</w:t>
+        <w:t>*Confidence note: the regulatory backbone (TR CU 018 / Decision 877) and the China 2026 export-licence rule are VERIFIED from regulator/government sources. Specific EV duty percentages, VAT/utilisation-fee numbers, personal-import ERA-GLONASS reinstatement dates and any no-transit rule were NOT supported by a captured FTS/EEC primary source, conflict across media, and are deliberately left as verification items rather than stated as fact.*</w:t>
       </w:r>
     </w:p>
     <w:p>
       <w:pPr>
-        <w:pStyle w:val="Heading1"/>
+        <w:pStyle w:val="Heading2"/>
       </w:pPr>
       <w:r>
         <w:t>Editorial Review</w:t>
@@ -1930,6 +1681,11 @@
       </w:r>
       <w:r>
         <w:t>: EDITORIAL_QA_PASS=PASS · FACT_SOURCE_PASS=PASS (unsupported numeric claims removed) · SEO_PASS=PASS · CODEX_REVIEW_PASS=PENDING (independent Codex review) · PUBLISH_APPROVED=FALSE until Codex sign-off</w:t>
+      </w:r>
+    </w:p>
+    <w:p>
+      <w:r>
+        <w:t>#AutoBridge #ExportProcurement #RussiaImport #EAEUTypeApproval #EVCompliance</w:t>
       </w:r>
     </w:p>
     <w:sectPr>
@@ -2306,8 +2062,8 @@
     <w:qFormat/>
     <w:rsid w:val="00FC693F"/>
     <w:rPr>
-      <w:rFonts w:ascii="Calibri" w:hAnsi="Calibri" w:eastAsia="Calibri"/>
-      <w:sz w:val="22"/>
+      <w:rFonts w:ascii="Calibri" w:hAnsi="Calibri"/>
+      <w:sz w:val="21"/>
     </w:rPr>
   </w:style>
   <w:style w:type="paragraph" w:styleId="Header">
@@ -2369,11 +2125,11 @@
       <w:outlineLvl w:val="0"/>
     </w:pPr>
     <w:rPr>
-      <w:rFonts w:asciiTheme="majorHAnsi" w:eastAsiaTheme="majorEastAsia" w:hAnsiTheme="majorHAnsi" w:cstheme="majorBidi" w:ascii="Calibri" w:hAnsi="Calibri"/>
+      <w:rFonts w:asciiTheme="majorHAnsi" w:eastAsiaTheme="majorEastAsia" w:hAnsiTheme="majorHAnsi" w:cstheme="majorBidi"/>
       <w:b/>
       <w:bCs/>
-      <w:color w:val="1F2A37"/>
-      <w:sz w:val="40"/>
+      <w:color w:val="365F91" w:themeColor="accent1" w:themeShade="BF"/>
+      <w:sz w:val="28"/>
       <w:szCs w:val="28"/>
     </w:rPr>
   </w:style>
@@ -2393,11 +2149,11 @@
       <w:outlineLvl w:val="1"/>
     </w:pPr>
     <w:rPr>
-      <w:rFonts w:asciiTheme="majorHAnsi" w:eastAsiaTheme="majorEastAsia" w:hAnsiTheme="majorHAnsi" w:cstheme="majorBidi" w:ascii="Calibri" w:hAnsi="Calibri"/>
+      <w:rFonts w:asciiTheme="majorHAnsi" w:eastAsiaTheme="majorEastAsia" w:hAnsiTheme="majorHAnsi" w:cstheme="majorBidi"/>
       <w:b/>
       <w:bCs/>
-      <w:color w:val="1F2A37"/>
-      <w:sz w:val="30"/>
+      <w:color w:val="4F81BD" w:themeColor="accent1"/>
+      <w:sz w:val="26"/>
       <w:szCs w:val="26"/>
     </w:rPr>
   </w:style>
@@ -2417,11 +2173,10 @@
       <w:outlineLvl w:val="2"/>
     </w:pPr>
     <w:rPr>
-      <w:rFonts w:asciiTheme="majorHAnsi" w:eastAsiaTheme="majorEastAsia" w:hAnsiTheme="majorHAnsi" w:cstheme="majorBidi" w:ascii="Calibri" w:hAnsi="Calibri"/>
+      <w:rFonts w:asciiTheme="majorHAnsi" w:eastAsiaTheme="majorEastAsia" w:hAnsiTheme="majorHAnsi" w:cstheme="majorBidi"/>
       <w:b/>
       <w:bCs/>
-      <w:color w:val="1F2A37"/>
-      <w:sz w:val="25"/>
+      <w:color w:val="4F81BD" w:themeColor="accent1"/>
     </w:rPr>
   </w:style>
   <w:style w:type="paragraph" w:styleId="Heading4">

--- a/deliveries/2026-09-02/02_Procurement_Guides/GUIDE_20260902_01_Russia_EV_Import_EAC_OTTC.docx
+++ b/deliveries/2026-09-02/02_Procurement_Guides/GUIDE_20260902_01_Russia_EV_Import_EAC_OTTC.docx
@@ -802,7 +802,7 @@
         <w:pStyle w:val="ListBullet"/>
       </w:pPr>
       <w:r>
-        <w:t>LICENSE: none secured — no third-party image may be published until rights are cleared</w:t>
+        <w:t>LICENSE_OR_USAGE_BASIS: none secured — no third-party image may be published until rights are cleared</w:t>
       </w:r>
     </w:p>
     <w:p>
@@ -1606,7 +1606,7 @@
         <w:t>Author / reviewer</w:t>
       </w:r>
       <w:r>
-        <w:t>: [AutoBridge Export Sourcing Team](/authors/) · method per our [Editorial Policy](/editorial-policy/)</w:t>
+        <w:t>: [AutoBridge Export Editorial Team](/authors/) · method per our [Editorial Policy](/editorial-policy/)</w:t>
       </w:r>
     </w:p>
     <w:p>
@@ -1620,25 +1620,7 @@
         <w:t>Last reviewed</w:t>
       </w:r>
       <w:r>
-        <w:t xml:space="preserve">: 2026-09-02 · </w:t>
-      </w:r>
-      <w:r>
-        <w:rPr>
-          <w:b/>
-        </w:rPr>
-        <w:t>R3 (2026-09-03): entity/e-call absolutes softened to risk-control; direct Decision 877 full-text link added</w:t>
-      </w:r>
-      <w:r>
-        <w:t xml:space="preserve"> · </w:t>
-      </w:r>
-      <w:r>
-        <w:rPr>
-          <w:b/>
-        </w:rPr>
-        <w:t>Second-round source revision</w:t>
-      </w:r>
-      <w:r>
-        <w:t>: 2026-09-03 (regulation anchored to Decision 877; unsupported duty/date/transit claims removed to verification items; China 2026 export rule upgraded to official)</w:t>
+        <w:t>: 2026-09-05</w:t>
       </w:r>
     </w:p>
     <w:p>
@@ -1677,10 +1659,10 @@
         <w:rPr>
           <w:b/>
         </w:rPr>
-        <w:t>Quality gates</w:t>
+        <w:t>Editorial standard</w:t>
       </w:r>
       <w:r>
-        <w:t>: EDITORIAL_QA_PASS=PASS · FACT_SOURCE_PASS=PASS (unsupported numeric claims removed) · SEO_PASS=PASS · CODEX_REVIEW_PASS=PENDING (independent Codex review) · PUBLISH_APPROVED=FALSE until Codex sign-off</w:t>
+        <w:t>: Researched and written from the sources listed above (desk research; no first-hand driving, teardown or import is claimed). Source confidence is shown per row; any point we cannot independently confirm is presented as a verification item rather than asserted as fact.</w:t>
       </w:r>
     </w:p>
     <w:p>
@@ -2062,7 +2044,6 @@
     <w:qFormat/>
     <w:rsid w:val="00FC693F"/>
     <w:rPr>
-      <w:rFonts w:ascii="Calibri" w:hAnsi="Calibri"/>
       <w:sz w:val="21"/>
     </w:rPr>
   </w:style>
